--- a/bsoft-py/aws_labs/labs/lab4.docx
+++ b/bsoft-py/aws_labs/labs/lab4.docx
@@ -2,6 +2,62 @@
 <file path=word/document.xml><?xml version="1.0" encoding="utf-8"?>
 <w:document xmlns:wpc="http://schemas.microsoft.com/office/word/2010/wordprocessingCanvas" xmlns:mc="http://schemas.openxmlformats.org/markup-compatibility/2006" xmlns:o="urn:schemas-microsoft-com:office:office" xmlns:r="http://schemas.openxmlformats.org/officeDocument/2006/relationships" xmlns:m="http://schemas.openxmlformats.org/officeDocument/2006/math" xmlns:v="urn:schemas-microsoft-com:vml" xmlns:wp="http://schemas.openxmlformats.org/drawingml/2006/wordprocessingDrawing" xmlns:w="http://schemas.openxmlformats.org/wordprocessingml/2006/main" xmlns:wpg="http://schemas.microsoft.com/office/word/2010/wordprocessingGroup" xmlns:wpi="http://schemas.microsoft.com/office/word/2010/wordprocessingInk" xmlns:a="http://schemas.openxmlformats.org/drawingml/2006/main" xmlns:wne="http://schemas.microsoft.com/office/word/2006/wordml" xmlns:wps="http://schemas.microsoft.com/office/word/2010/wordprocessingShape" xmlns:w10="urn:schemas-microsoft-com:office:word" xmlns:wp14="http://schemas.microsoft.com/office/word/2010/wordprocessingDrawing" xmlns:w14="http://schemas.microsoft.com/office/word/2010/wordml" xmlns:w15="http://schemas.microsoft.com/office/word/2012/wordml" xmlns:w16cex="http://schemas.microsoft.com/office/word/2018/wordml/cex" xmlns:w16cid="http://schemas.microsoft.com/office/word/2016/wordml/cid" xmlns:w16="http://schemas.microsoft.com/office/word/2018/wordml" xmlns:w16sdtdh="http://schemas.microsoft.com/office/word/2020/wordml/sdtdatahash" xmlns:w16se="http://schemas.microsoft.com/office/word/2015/wordml/symex" mc:Ignorable="w14 w15 w16se w16cid w16 w16cex w16sdtdh wp14">
   <w:body>
+    <w:tbl>
+      <w:tblPr>
+        <w:tblStyle w:val="701"/>
+        <w:tblInd w:w="0" w:type="dxa"/>
+        <w:tblW w:w="0" w:type="auto"/>
+        <w:tblBorders>
+          <w:top w:val="none" w:color="000000" w:sz="4" w:space="0"/>
+          <w:left w:val="none" w:color="000000" w:sz="4" w:space="0"/>
+          <w:bottom w:val="none" w:color="000000" w:sz="4" w:space="0"/>
+          <w:right w:val="none" w:color="000000" w:sz="4" w:space="0"/>
+          <w:insideH w:val="none" w:color="000000" w:sz="4" w:space="0"/>
+          <w:insideV w:val="none" w:color="000000" w:sz="4" w:space="0"/>
+        </w:tblBorders>
+        <w:tblLayout w:type="autofit"/>
+        <w:tblLook w:val="04A0" w:firstRow="1" w:lastRow="0" w:firstColumn="1" w:lastColumn="0" w:noHBand="0" w:noVBand="1"/>
+      </w:tblPr>
+      <w:tblGrid>
+        <w:gridCol w:w="9354"/>
+      </w:tblGrid>
+      <w:tr>
+        <w:trPr>
+          <w:trHeight w:val="300"/>
+        </w:trPr>
+        <w:tc>
+          <w:tcPr>
+            <w:tcBorders/>
+            <w:tcMar>
+              <w:left w:w="15" w:type="dxa"/>
+              <w:top w:w="15" w:type="dxa"/>
+              <w:right w:w="15" w:type="dxa"/>
+              <w:bottom w:w="15" w:type="dxa"/>
+            </w:tcMar>
+            <w:tcW w:w="9354" w:type="dxa"/>
+            <w:vAlign w:val="center"/>
+            <w:noWrap/>
+          </w:tcPr>
+          <w:p>
+            <w:pPr>
+              <w:pBdr/>
+              <w:spacing w:after="0" w:before="0" w:line="240"/>
+              <w:ind/>
+              <w:rPr/>
+            </w:pPr>
+            <w:r>
+              <w:rPr>
+                <w:rFonts w:ascii="Liberation Sans" w:hAnsi="Liberation Sans" w:eastAsia="Liberation Sans" w:cs="Liberation Sans"/>
+                <w:color w:val="000000"/>
+                <w:sz w:val="22"/>
+              </w:rPr>
+              <w:t xml:space="preserve">Create IAM Users and IAM group for the contractors coming to the PHP web application project and assign the group with read-only access to S3 bucket and EC2 instances </w:t>
+            </w:r>
+            <w:r/>
+          </w:p>
+        </w:tc>
+      </w:tr>
+    </w:tbl>
     <w:p>
       <w:pPr>
         <w:pBdr/>
@@ -102,7 +158,6 @@
         <w:ind/>
         <w:rPr/>
       </w:pPr>
-      <w:r/>
       <w:r>
         <w:separator/>
       </w:r>
@@ -117,7 +172,6 @@
         <w:ind/>
         <w:rPr/>
       </w:pPr>
-      <w:r/>
       <w:r>
         <w:continuationSeparator/>
       </w:r>
@@ -137,7 +191,6 @@
         <w:ind/>
         <w:rPr/>
       </w:pPr>
-      <w:r/>
       <w:r>
         <w:separator/>
       </w:r>
@@ -152,7 +205,6 @@
         <w:ind/>
         <w:rPr/>
       </w:pPr>
-      <w:r/>
       <w:r>
         <w:continuationSeparator/>
       </w:r>
@@ -320,9 +372,9 @@
     <w:lsdException w:name="Bibliography" w:uiPriority="37"/>
     <w:lsdException w:name="TOC Heading" w:uiPriority="39" w:qFormat="1"/>
   </w:latentStyles>
-  <w:style w:type="table" w:styleId="12">
+  <w:style w:type="table" w:styleId="701">
     <w:name w:val="Table Grid"/>
-    <w:basedOn w:val="665"/>
+    <w:basedOn w:val="887"/>
     <w:uiPriority w:val="59"/>
     <w:pPr>
       <w:pBdr/>
@@ -519,9 +571,9 @@
       </w:tcPr>
     </w:tblStylePr>
   </w:style>
-  <w:style w:type="table" w:styleId="13">
+  <w:style w:type="table" w:styleId="702">
     <w:name w:val="Table Grid Light"/>
-    <w:basedOn w:val="665"/>
+    <w:basedOn w:val="887"/>
     <w:uiPriority w:val="59"/>
     <w:pPr>
       <w:pBdr/>
@@ -718,9 +770,9 @@
       </w:tcPr>
     </w:tblStylePr>
   </w:style>
-  <w:style w:type="table" w:styleId="14">
+  <w:style w:type="table" w:styleId="703">
     <w:name w:val="Plain Table 1"/>
-    <w:basedOn w:val="665"/>
+    <w:basedOn w:val="887"/>
     <w:uiPriority w:val="59"/>
     <w:pPr>
       <w:pBdr/>
@@ -943,9 +995,9 @@
       </w:tcPr>
     </w:tblStylePr>
   </w:style>
-  <w:style w:type="table" w:styleId="15">
+  <w:style w:type="table" w:styleId="704">
     <w:name w:val="Plain Table 2"/>
-    <w:basedOn w:val="665"/>
+    <w:basedOn w:val="887"/>
     <w:uiPriority w:val="59"/>
     <w:pPr>
       <w:pBdr/>
@@ -1176,9 +1228,9 @@
       </w:tcPr>
     </w:tblStylePr>
   </w:style>
-  <w:style w:type="table" w:styleId="16">
+  <w:style w:type="table" w:styleId="705">
     <w:name w:val="Plain Table 3"/>
-    <w:basedOn w:val="665"/>
+    <w:basedOn w:val="887"/>
     <w:uiPriority w:val="99"/>
     <w:pPr>
       <w:pBdr/>
@@ -1406,9 +1458,9 @@
       </w:tcPr>
     </w:tblStylePr>
   </w:style>
-  <w:style w:type="table" w:styleId="17">
+  <w:style w:type="table" w:styleId="706">
     <w:name w:val="Plain Table 4"/>
-    <w:basedOn w:val="665"/>
+    <w:basedOn w:val="887"/>
     <w:uiPriority w:val="99"/>
     <w:pPr>
       <w:pBdr/>
@@ -1622,9 +1674,9 @@
       </w:tcPr>
     </w:tblStylePr>
   </w:style>
-  <w:style w:type="table" w:styleId="18">
+  <w:style w:type="table" w:styleId="707">
     <w:name w:val="Plain Table 5"/>
-    <w:basedOn w:val="665"/>
+    <w:basedOn w:val="887"/>
     <w:uiPriority w:val="99"/>
     <w:pPr>
       <w:pBdr/>
@@ -1855,9 +1907,9 @@
       </w:tcPr>
     </w:tblStylePr>
   </w:style>
-  <w:style w:type="table" w:styleId="19">
+  <w:style w:type="table" w:styleId="708">
     <w:name w:val="Grid Table 1 Light"/>
-    <w:basedOn w:val="665"/>
+    <w:basedOn w:val="887"/>
     <w:uiPriority w:val="99"/>
     <w:pPr>
       <w:pBdr/>
@@ -2078,9 +2130,9 @@
       </w:tcPr>
     </w:tblStylePr>
   </w:style>
-  <w:style w:type="table" w:styleId="20">
+  <w:style w:type="table" w:styleId="709">
     <w:name w:val="Grid Table 1 Light - Accent 1"/>
-    <w:basedOn w:val="665"/>
+    <w:basedOn w:val="887"/>
     <w:uiPriority w:val="99"/>
     <w:pPr>
       <w:pBdr/>
@@ -2301,9 +2353,9 @@
       </w:tcPr>
     </w:tblStylePr>
   </w:style>
-  <w:style w:type="table" w:styleId="21">
+  <w:style w:type="table" w:styleId="710">
     <w:name w:val="Grid Table 1 Light - Accent 2"/>
-    <w:basedOn w:val="665"/>
+    <w:basedOn w:val="887"/>
     <w:uiPriority w:val="99"/>
     <w:pPr>
       <w:pBdr/>
@@ -2524,9 +2576,9 @@
       </w:tcPr>
     </w:tblStylePr>
   </w:style>
-  <w:style w:type="table" w:styleId="22">
+  <w:style w:type="table" w:styleId="711">
     <w:name w:val="Grid Table 1 Light - Accent 3"/>
-    <w:basedOn w:val="665"/>
+    <w:basedOn w:val="887"/>
     <w:uiPriority w:val="99"/>
     <w:pPr>
       <w:pBdr/>
@@ -2747,9 +2799,9 @@
       </w:tcPr>
     </w:tblStylePr>
   </w:style>
-  <w:style w:type="table" w:styleId="23">
+  <w:style w:type="table" w:styleId="712">
     <w:name w:val="Grid Table 1 Light - Accent 4"/>
-    <w:basedOn w:val="665"/>
+    <w:basedOn w:val="887"/>
     <w:uiPriority w:val="99"/>
     <w:pPr>
       <w:pBdr/>
@@ -2970,9 +3022,9 @@
       </w:tcPr>
     </w:tblStylePr>
   </w:style>
-  <w:style w:type="table" w:styleId="24">
+  <w:style w:type="table" w:styleId="713">
     <w:name w:val="Grid Table 1 Light - Accent 5"/>
-    <w:basedOn w:val="665"/>
+    <w:basedOn w:val="887"/>
     <w:uiPriority w:val="99"/>
     <w:pPr>
       <w:pBdr/>
@@ -3193,9 +3245,9 @@
       </w:tcPr>
     </w:tblStylePr>
   </w:style>
-  <w:style w:type="table" w:styleId="25">
+  <w:style w:type="table" w:styleId="714">
     <w:name w:val="Grid Table 1 Light - Accent 6"/>
-    <w:basedOn w:val="665"/>
+    <w:basedOn w:val="887"/>
     <w:uiPriority w:val="99"/>
     <w:pPr>
       <w:pBdr/>
@@ -3416,9 +3468,9 @@
       </w:tcPr>
     </w:tblStylePr>
   </w:style>
-  <w:style w:type="table" w:styleId="26">
+  <w:style w:type="table" w:styleId="715">
     <w:name w:val="Grid Table 2"/>
-    <w:basedOn w:val="665"/>
+    <w:basedOn w:val="887"/>
     <w:uiPriority w:val="99"/>
     <w:pPr>
       <w:pBdr/>
@@ -3648,9 +3700,9 @@
       </w:tcPr>
     </w:tblStylePr>
   </w:style>
-  <w:style w:type="table" w:styleId="27">
+  <w:style w:type="table" w:styleId="716">
     <w:name w:val="Grid Table 2 - Accent 1"/>
-    <w:basedOn w:val="665"/>
+    <w:basedOn w:val="887"/>
     <w:uiPriority w:val="99"/>
     <w:pPr>
       <w:pBdr/>
@@ -3880,9 +3932,9 @@
       </w:tcPr>
     </w:tblStylePr>
   </w:style>
-  <w:style w:type="table" w:styleId="28">
+  <w:style w:type="table" w:styleId="717">
     <w:name w:val="Grid Table 2 - Accent 2"/>
-    <w:basedOn w:val="665"/>
+    <w:basedOn w:val="887"/>
     <w:uiPriority w:val="99"/>
     <w:pPr>
       <w:pBdr/>
@@ -4112,9 +4164,9 @@
       </w:tcPr>
     </w:tblStylePr>
   </w:style>
-  <w:style w:type="table" w:styleId="29">
+  <w:style w:type="table" w:styleId="718">
     <w:name w:val="Grid Table 2 - Accent 3"/>
-    <w:basedOn w:val="665"/>
+    <w:basedOn w:val="887"/>
     <w:uiPriority w:val="99"/>
     <w:pPr>
       <w:pBdr/>
@@ -4344,9 +4396,9 @@
       </w:tcPr>
     </w:tblStylePr>
   </w:style>
-  <w:style w:type="table" w:styleId="30">
+  <w:style w:type="table" w:styleId="719">
     <w:name w:val="Grid Table 2 - Accent 4"/>
-    <w:basedOn w:val="665"/>
+    <w:basedOn w:val="887"/>
     <w:uiPriority w:val="99"/>
     <w:pPr>
       <w:pBdr/>
@@ -4576,9 +4628,9 @@
       </w:tcPr>
     </w:tblStylePr>
   </w:style>
-  <w:style w:type="table" w:styleId="31">
+  <w:style w:type="table" w:styleId="720">
     <w:name w:val="Grid Table 2 - Accent 5"/>
-    <w:basedOn w:val="665"/>
+    <w:basedOn w:val="887"/>
     <w:uiPriority w:val="99"/>
     <w:pPr>
       <w:pBdr/>
@@ -4808,9 +4860,9 @@
       </w:tcPr>
     </w:tblStylePr>
   </w:style>
-  <w:style w:type="table" w:styleId="32">
+  <w:style w:type="table" w:styleId="721">
     <w:name w:val="Grid Table 2 - Accent 6"/>
-    <w:basedOn w:val="665"/>
+    <w:basedOn w:val="887"/>
     <w:uiPriority w:val="99"/>
     <w:pPr>
       <w:pBdr/>
@@ -5040,9 +5092,9 @@
       </w:tcPr>
     </w:tblStylePr>
   </w:style>
-  <w:style w:type="table" w:styleId="33">
+  <w:style w:type="table" w:styleId="722">
     <w:name w:val="Grid Table 3"/>
-    <w:basedOn w:val="665"/>
+    <w:basedOn w:val="887"/>
     <w:uiPriority w:val="99"/>
     <w:pPr>
       <w:pBdr/>
@@ -5141,29 +5193,6 @@
         <w:tblBorders/>
       </w:tblPr>
       <w:tcPr>
-        <w:shd w:color="ffffff"/>
-        <w:tcBorders>
-          <w:top w:val="none" w:color="000000" w:sz="4" w:space="0"/>
-          <w:left w:val="none" w:color="000000" w:sz="4" w:space="0"/>
-          <w:bottom w:val="none" w:color="000000" w:sz="4" w:space="0"/>
-          <w:right w:val="none" w:color="000000" w:sz="4" w:space="0"/>
-        </w:tcBorders>
-      </w:tcPr>
-    </w:tblStylePr>
-    <w:tblStylePr w:type="firstRow">
-      <w:rPr>
-        <w:b/>
-        <w:color w:val="404040"/>
-      </w:rPr>
-      <w:pPr>
-        <w:pBdr/>
-        <w:spacing/>
-        <w:ind/>
-      </w:pPr>
-      <w:tblPr>
-        <w:tblBorders/>
-      </w:tblPr>
-      <w:tcPr>
         <w:shd w:val="clear" w:color="ffffff"/>
         <w:tcBorders>
           <w:top w:val="none" w:color="000000" w:sz="4" w:space="0"/>
@@ -5173,30 +5202,7 @@
         </w:tcBorders>
       </w:tcPr>
     </w:tblStylePr>
-    <w:tblStylePr w:type="lastCol">
-      <w:rPr>
-        <w:i/>
-        <w:color w:val="404040"/>
-      </w:rPr>
-      <w:pPr>
-        <w:pBdr/>
-        <w:spacing/>
-        <w:ind/>
-      </w:pPr>
-      <w:tblPr>
-        <w:tblBorders/>
-      </w:tblPr>
-      <w:tcPr>
-        <w:shd w:color="ffffff"/>
-        <w:tcBorders>
-          <w:top w:val="none" w:color="000000" w:sz="4" w:space="0"/>
-          <w:left w:val="none" w:color="000000" w:sz="4" w:space="0"/>
-          <w:bottom w:val="none" w:color="000000" w:sz="4" w:space="0"/>
-          <w:right w:val="none" w:color="000000" w:sz="4" w:space="0"/>
-        </w:tcBorders>
-      </w:tcPr>
-    </w:tblStylePr>
-    <w:tblStylePr w:type="lastRow">
+    <w:tblStylePr w:type="firstRow">
       <w:rPr>
         <w:b/>
         <w:color w:val="404040"/>
@@ -5219,6 +5225,52 @@
         </w:tcBorders>
       </w:tcPr>
     </w:tblStylePr>
+    <w:tblStylePr w:type="lastCol">
+      <w:rPr>
+        <w:i/>
+        <w:color w:val="404040"/>
+      </w:rPr>
+      <w:pPr>
+        <w:pBdr/>
+        <w:spacing/>
+        <w:ind/>
+      </w:pPr>
+      <w:tblPr>
+        <w:tblBorders/>
+      </w:tblPr>
+      <w:tcPr>
+        <w:shd w:val="clear" w:color="ffffff"/>
+        <w:tcBorders>
+          <w:top w:val="none" w:color="000000" w:sz="4" w:space="0"/>
+          <w:left w:val="none" w:color="000000" w:sz="4" w:space="0"/>
+          <w:bottom w:val="none" w:color="000000" w:sz="4" w:space="0"/>
+          <w:right w:val="none" w:color="000000" w:sz="4" w:space="0"/>
+        </w:tcBorders>
+      </w:tcPr>
+    </w:tblStylePr>
+    <w:tblStylePr w:type="lastRow">
+      <w:rPr>
+        <w:b/>
+        <w:color w:val="404040"/>
+      </w:rPr>
+      <w:pPr>
+        <w:pBdr/>
+        <w:spacing/>
+        <w:ind/>
+      </w:pPr>
+      <w:tblPr>
+        <w:tblBorders/>
+      </w:tblPr>
+      <w:tcPr>
+        <w:shd w:val="clear" w:color="ffffff"/>
+        <w:tcBorders>
+          <w:top w:val="none" w:color="000000" w:sz="4" w:space="0"/>
+          <w:left w:val="none" w:color="000000" w:sz="4" w:space="0"/>
+          <w:bottom w:val="none" w:color="000000" w:sz="4" w:space="0"/>
+          <w:right w:val="none" w:color="000000" w:sz="4" w:space="0"/>
+        </w:tcBorders>
+      </w:tcPr>
+    </w:tblStylePr>
     <w:tblStylePr w:type="nwCell">
       <w:pPr>
         <w:pBdr/>
@@ -5285,9 +5337,9 @@
       </w:tcPr>
     </w:tblStylePr>
   </w:style>
-  <w:style w:type="table" w:styleId="34">
+  <w:style w:type="table" w:styleId="723">
     <w:name w:val="Grid Table 3 - Accent 1"/>
-    <w:basedOn w:val="665"/>
+    <w:basedOn w:val="887"/>
     <w:uiPriority w:val="99"/>
     <w:pPr>
       <w:pBdr/>
@@ -5386,29 +5438,6 @@
         <w:tblBorders/>
       </w:tblPr>
       <w:tcPr>
-        <w:shd w:color="ffffff"/>
-        <w:tcBorders>
-          <w:top w:val="none" w:color="000000" w:sz="4" w:space="0"/>
-          <w:left w:val="none" w:color="000000" w:sz="4" w:space="0"/>
-          <w:bottom w:val="none" w:color="000000" w:sz="4" w:space="0"/>
-          <w:right w:val="none" w:color="000000" w:sz="4" w:space="0"/>
-        </w:tcBorders>
-      </w:tcPr>
-    </w:tblStylePr>
-    <w:tblStylePr w:type="firstRow">
-      <w:rPr>
-        <w:b/>
-        <w:color w:val="404040"/>
-      </w:rPr>
-      <w:pPr>
-        <w:pBdr/>
-        <w:spacing/>
-        <w:ind/>
-      </w:pPr>
-      <w:tblPr>
-        <w:tblBorders/>
-      </w:tblPr>
-      <w:tcPr>
         <w:shd w:val="clear" w:color="ffffff"/>
         <w:tcBorders>
           <w:top w:val="none" w:color="000000" w:sz="4" w:space="0"/>
@@ -5418,30 +5447,7 @@
         </w:tcBorders>
       </w:tcPr>
     </w:tblStylePr>
-    <w:tblStylePr w:type="lastCol">
-      <w:rPr>
-        <w:i/>
-        <w:color w:val="404040"/>
-      </w:rPr>
-      <w:pPr>
-        <w:pBdr/>
-        <w:spacing/>
-        <w:ind/>
-      </w:pPr>
-      <w:tblPr>
-        <w:tblBorders/>
-      </w:tblPr>
-      <w:tcPr>
-        <w:shd w:color="ffffff"/>
-        <w:tcBorders>
-          <w:top w:val="none" w:color="000000" w:sz="4" w:space="0"/>
-          <w:left w:val="none" w:color="000000" w:sz="4" w:space="0"/>
-          <w:bottom w:val="none" w:color="000000" w:sz="4" w:space="0"/>
-          <w:right w:val="none" w:color="000000" w:sz="4" w:space="0"/>
-        </w:tcBorders>
-      </w:tcPr>
-    </w:tblStylePr>
-    <w:tblStylePr w:type="lastRow">
+    <w:tblStylePr w:type="firstRow">
       <w:rPr>
         <w:b/>
         <w:color w:val="404040"/>
@@ -5464,6 +5470,52 @@
         </w:tcBorders>
       </w:tcPr>
     </w:tblStylePr>
+    <w:tblStylePr w:type="lastCol">
+      <w:rPr>
+        <w:i/>
+        <w:color w:val="404040"/>
+      </w:rPr>
+      <w:pPr>
+        <w:pBdr/>
+        <w:spacing/>
+        <w:ind/>
+      </w:pPr>
+      <w:tblPr>
+        <w:tblBorders/>
+      </w:tblPr>
+      <w:tcPr>
+        <w:shd w:val="clear" w:color="ffffff"/>
+        <w:tcBorders>
+          <w:top w:val="none" w:color="000000" w:sz="4" w:space="0"/>
+          <w:left w:val="none" w:color="000000" w:sz="4" w:space="0"/>
+          <w:bottom w:val="none" w:color="000000" w:sz="4" w:space="0"/>
+          <w:right w:val="none" w:color="000000" w:sz="4" w:space="0"/>
+        </w:tcBorders>
+      </w:tcPr>
+    </w:tblStylePr>
+    <w:tblStylePr w:type="lastRow">
+      <w:rPr>
+        <w:b/>
+        <w:color w:val="404040"/>
+      </w:rPr>
+      <w:pPr>
+        <w:pBdr/>
+        <w:spacing/>
+        <w:ind/>
+      </w:pPr>
+      <w:tblPr>
+        <w:tblBorders/>
+      </w:tblPr>
+      <w:tcPr>
+        <w:shd w:val="clear" w:color="ffffff"/>
+        <w:tcBorders>
+          <w:top w:val="none" w:color="000000" w:sz="4" w:space="0"/>
+          <w:left w:val="none" w:color="000000" w:sz="4" w:space="0"/>
+          <w:bottom w:val="none" w:color="000000" w:sz="4" w:space="0"/>
+          <w:right w:val="none" w:color="000000" w:sz="4" w:space="0"/>
+        </w:tcBorders>
+      </w:tcPr>
+    </w:tblStylePr>
     <w:tblStylePr w:type="nwCell">
       <w:pPr>
         <w:pBdr/>
@@ -5530,9 +5582,9 @@
       </w:tcPr>
     </w:tblStylePr>
   </w:style>
-  <w:style w:type="table" w:styleId="35">
+  <w:style w:type="table" w:styleId="724">
     <w:name w:val="Grid Table 3 - Accent 2"/>
-    <w:basedOn w:val="665"/>
+    <w:basedOn w:val="887"/>
     <w:uiPriority w:val="99"/>
     <w:pPr>
       <w:pBdr/>
@@ -5631,29 +5683,6 @@
         <w:tblBorders/>
       </w:tblPr>
       <w:tcPr>
-        <w:shd w:color="ffffff"/>
-        <w:tcBorders>
-          <w:top w:val="none" w:color="000000" w:sz="4" w:space="0"/>
-          <w:left w:val="none" w:color="000000" w:sz="4" w:space="0"/>
-          <w:bottom w:val="none" w:color="000000" w:sz="4" w:space="0"/>
-          <w:right w:val="none" w:color="000000" w:sz="4" w:space="0"/>
-        </w:tcBorders>
-      </w:tcPr>
-    </w:tblStylePr>
-    <w:tblStylePr w:type="firstRow">
-      <w:rPr>
-        <w:b/>
-        <w:color w:val="404040"/>
-      </w:rPr>
-      <w:pPr>
-        <w:pBdr/>
-        <w:spacing/>
-        <w:ind/>
-      </w:pPr>
-      <w:tblPr>
-        <w:tblBorders/>
-      </w:tblPr>
-      <w:tcPr>
         <w:shd w:val="clear" w:color="ffffff"/>
         <w:tcBorders>
           <w:top w:val="none" w:color="000000" w:sz="4" w:space="0"/>
@@ -5663,30 +5692,7 @@
         </w:tcBorders>
       </w:tcPr>
     </w:tblStylePr>
-    <w:tblStylePr w:type="lastCol">
-      <w:rPr>
-        <w:i/>
-        <w:color w:val="404040"/>
-      </w:rPr>
-      <w:pPr>
-        <w:pBdr/>
-        <w:spacing/>
-        <w:ind/>
-      </w:pPr>
-      <w:tblPr>
-        <w:tblBorders/>
-      </w:tblPr>
-      <w:tcPr>
-        <w:shd w:color="ffffff"/>
-        <w:tcBorders>
-          <w:top w:val="none" w:color="000000" w:sz="4" w:space="0"/>
-          <w:left w:val="none" w:color="000000" w:sz="4" w:space="0"/>
-          <w:bottom w:val="none" w:color="000000" w:sz="4" w:space="0"/>
-          <w:right w:val="none" w:color="000000" w:sz="4" w:space="0"/>
-        </w:tcBorders>
-      </w:tcPr>
-    </w:tblStylePr>
-    <w:tblStylePr w:type="lastRow">
+    <w:tblStylePr w:type="firstRow">
       <w:rPr>
         <w:b/>
         <w:color w:val="404040"/>
@@ -5709,6 +5715,52 @@
         </w:tcBorders>
       </w:tcPr>
     </w:tblStylePr>
+    <w:tblStylePr w:type="lastCol">
+      <w:rPr>
+        <w:i/>
+        <w:color w:val="404040"/>
+      </w:rPr>
+      <w:pPr>
+        <w:pBdr/>
+        <w:spacing/>
+        <w:ind/>
+      </w:pPr>
+      <w:tblPr>
+        <w:tblBorders/>
+      </w:tblPr>
+      <w:tcPr>
+        <w:shd w:val="clear" w:color="ffffff"/>
+        <w:tcBorders>
+          <w:top w:val="none" w:color="000000" w:sz="4" w:space="0"/>
+          <w:left w:val="none" w:color="000000" w:sz="4" w:space="0"/>
+          <w:bottom w:val="none" w:color="000000" w:sz="4" w:space="0"/>
+          <w:right w:val="none" w:color="000000" w:sz="4" w:space="0"/>
+        </w:tcBorders>
+      </w:tcPr>
+    </w:tblStylePr>
+    <w:tblStylePr w:type="lastRow">
+      <w:rPr>
+        <w:b/>
+        <w:color w:val="404040"/>
+      </w:rPr>
+      <w:pPr>
+        <w:pBdr/>
+        <w:spacing/>
+        <w:ind/>
+      </w:pPr>
+      <w:tblPr>
+        <w:tblBorders/>
+      </w:tblPr>
+      <w:tcPr>
+        <w:shd w:val="clear" w:color="ffffff"/>
+        <w:tcBorders>
+          <w:top w:val="none" w:color="000000" w:sz="4" w:space="0"/>
+          <w:left w:val="none" w:color="000000" w:sz="4" w:space="0"/>
+          <w:bottom w:val="none" w:color="000000" w:sz="4" w:space="0"/>
+          <w:right w:val="none" w:color="000000" w:sz="4" w:space="0"/>
+        </w:tcBorders>
+      </w:tcPr>
+    </w:tblStylePr>
     <w:tblStylePr w:type="nwCell">
       <w:pPr>
         <w:pBdr/>
@@ -5775,9 +5827,9 @@
       </w:tcPr>
     </w:tblStylePr>
   </w:style>
-  <w:style w:type="table" w:styleId="36">
+  <w:style w:type="table" w:styleId="725">
     <w:name w:val="Grid Table 3 - Accent 3"/>
-    <w:basedOn w:val="665"/>
+    <w:basedOn w:val="887"/>
     <w:uiPriority w:val="99"/>
     <w:pPr>
       <w:pBdr/>
@@ -5876,29 +5928,6 @@
         <w:tblBorders/>
       </w:tblPr>
       <w:tcPr>
-        <w:shd w:color="ffffff"/>
-        <w:tcBorders>
-          <w:top w:val="none" w:color="000000" w:sz="4" w:space="0"/>
-          <w:left w:val="none" w:color="000000" w:sz="4" w:space="0"/>
-          <w:bottom w:val="none" w:color="000000" w:sz="4" w:space="0"/>
-          <w:right w:val="none" w:color="000000" w:sz="4" w:space="0"/>
-        </w:tcBorders>
-      </w:tcPr>
-    </w:tblStylePr>
-    <w:tblStylePr w:type="firstRow">
-      <w:rPr>
-        <w:b/>
-        <w:color w:val="404040"/>
-      </w:rPr>
-      <w:pPr>
-        <w:pBdr/>
-        <w:spacing/>
-        <w:ind/>
-      </w:pPr>
-      <w:tblPr>
-        <w:tblBorders/>
-      </w:tblPr>
-      <w:tcPr>
         <w:shd w:val="clear" w:color="ffffff"/>
         <w:tcBorders>
           <w:top w:val="none" w:color="000000" w:sz="4" w:space="0"/>
@@ -5908,30 +5937,7 @@
         </w:tcBorders>
       </w:tcPr>
     </w:tblStylePr>
-    <w:tblStylePr w:type="lastCol">
-      <w:rPr>
-        <w:i/>
-        <w:color w:val="404040"/>
-      </w:rPr>
-      <w:pPr>
-        <w:pBdr/>
-        <w:spacing/>
-        <w:ind/>
-      </w:pPr>
-      <w:tblPr>
-        <w:tblBorders/>
-      </w:tblPr>
-      <w:tcPr>
-        <w:shd w:color="ffffff"/>
-        <w:tcBorders>
-          <w:top w:val="none" w:color="000000" w:sz="4" w:space="0"/>
-          <w:left w:val="none" w:color="000000" w:sz="4" w:space="0"/>
-          <w:bottom w:val="none" w:color="000000" w:sz="4" w:space="0"/>
-          <w:right w:val="none" w:color="000000" w:sz="4" w:space="0"/>
-        </w:tcBorders>
-      </w:tcPr>
-    </w:tblStylePr>
-    <w:tblStylePr w:type="lastRow">
+    <w:tblStylePr w:type="firstRow">
       <w:rPr>
         <w:b/>
         <w:color w:val="404040"/>
@@ -5954,6 +5960,52 @@
         </w:tcBorders>
       </w:tcPr>
     </w:tblStylePr>
+    <w:tblStylePr w:type="lastCol">
+      <w:rPr>
+        <w:i/>
+        <w:color w:val="404040"/>
+      </w:rPr>
+      <w:pPr>
+        <w:pBdr/>
+        <w:spacing/>
+        <w:ind/>
+      </w:pPr>
+      <w:tblPr>
+        <w:tblBorders/>
+      </w:tblPr>
+      <w:tcPr>
+        <w:shd w:val="clear" w:color="ffffff"/>
+        <w:tcBorders>
+          <w:top w:val="none" w:color="000000" w:sz="4" w:space="0"/>
+          <w:left w:val="none" w:color="000000" w:sz="4" w:space="0"/>
+          <w:bottom w:val="none" w:color="000000" w:sz="4" w:space="0"/>
+          <w:right w:val="none" w:color="000000" w:sz="4" w:space="0"/>
+        </w:tcBorders>
+      </w:tcPr>
+    </w:tblStylePr>
+    <w:tblStylePr w:type="lastRow">
+      <w:rPr>
+        <w:b/>
+        <w:color w:val="404040"/>
+      </w:rPr>
+      <w:pPr>
+        <w:pBdr/>
+        <w:spacing/>
+        <w:ind/>
+      </w:pPr>
+      <w:tblPr>
+        <w:tblBorders/>
+      </w:tblPr>
+      <w:tcPr>
+        <w:shd w:val="clear" w:color="ffffff"/>
+        <w:tcBorders>
+          <w:top w:val="none" w:color="000000" w:sz="4" w:space="0"/>
+          <w:left w:val="none" w:color="000000" w:sz="4" w:space="0"/>
+          <w:bottom w:val="none" w:color="000000" w:sz="4" w:space="0"/>
+          <w:right w:val="none" w:color="000000" w:sz="4" w:space="0"/>
+        </w:tcBorders>
+      </w:tcPr>
+    </w:tblStylePr>
     <w:tblStylePr w:type="nwCell">
       <w:pPr>
         <w:pBdr/>
@@ -6020,9 +6072,9 @@
       </w:tcPr>
     </w:tblStylePr>
   </w:style>
-  <w:style w:type="table" w:styleId="37">
+  <w:style w:type="table" w:styleId="726">
     <w:name w:val="Grid Table 3 - Accent 4"/>
-    <w:basedOn w:val="665"/>
+    <w:basedOn w:val="887"/>
     <w:uiPriority w:val="99"/>
     <w:pPr>
       <w:pBdr/>
@@ -6121,29 +6173,6 @@
         <w:tblBorders/>
       </w:tblPr>
       <w:tcPr>
-        <w:shd w:color="ffffff"/>
-        <w:tcBorders>
-          <w:top w:val="none" w:color="000000" w:sz="4" w:space="0"/>
-          <w:left w:val="none" w:color="000000" w:sz="4" w:space="0"/>
-          <w:bottom w:val="none" w:color="000000" w:sz="4" w:space="0"/>
-          <w:right w:val="none" w:color="000000" w:sz="4" w:space="0"/>
-        </w:tcBorders>
-      </w:tcPr>
-    </w:tblStylePr>
-    <w:tblStylePr w:type="firstRow">
-      <w:rPr>
-        <w:b/>
-        <w:color w:val="404040"/>
-      </w:rPr>
-      <w:pPr>
-        <w:pBdr/>
-        <w:spacing/>
-        <w:ind/>
-      </w:pPr>
-      <w:tblPr>
-        <w:tblBorders/>
-      </w:tblPr>
-      <w:tcPr>
         <w:shd w:val="clear" w:color="ffffff"/>
         <w:tcBorders>
           <w:top w:val="none" w:color="000000" w:sz="4" w:space="0"/>
@@ -6153,30 +6182,7 @@
         </w:tcBorders>
       </w:tcPr>
     </w:tblStylePr>
-    <w:tblStylePr w:type="lastCol">
-      <w:rPr>
-        <w:i/>
-        <w:color w:val="404040"/>
-      </w:rPr>
-      <w:pPr>
-        <w:pBdr/>
-        <w:spacing/>
-        <w:ind/>
-      </w:pPr>
-      <w:tblPr>
-        <w:tblBorders/>
-      </w:tblPr>
-      <w:tcPr>
-        <w:shd w:color="ffffff"/>
-        <w:tcBorders>
-          <w:top w:val="none" w:color="000000" w:sz="4" w:space="0"/>
-          <w:left w:val="none" w:color="000000" w:sz="4" w:space="0"/>
-          <w:bottom w:val="none" w:color="000000" w:sz="4" w:space="0"/>
-          <w:right w:val="none" w:color="000000" w:sz="4" w:space="0"/>
-        </w:tcBorders>
-      </w:tcPr>
-    </w:tblStylePr>
-    <w:tblStylePr w:type="lastRow">
+    <w:tblStylePr w:type="firstRow">
       <w:rPr>
         <w:b/>
         <w:color w:val="404040"/>
@@ -6199,6 +6205,52 @@
         </w:tcBorders>
       </w:tcPr>
     </w:tblStylePr>
+    <w:tblStylePr w:type="lastCol">
+      <w:rPr>
+        <w:i/>
+        <w:color w:val="404040"/>
+      </w:rPr>
+      <w:pPr>
+        <w:pBdr/>
+        <w:spacing/>
+        <w:ind/>
+      </w:pPr>
+      <w:tblPr>
+        <w:tblBorders/>
+      </w:tblPr>
+      <w:tcPr>
+        <w:shd w:val="clear" w:color="ffffff"/>
+        <w:tcBorders>
+          <w:top w:val="none" w:color="000000" w:sz="4" w:space="0"/>
+          <w:left w:val="none" w:color="000000" w:sz="4" w:space="0"/>
+          <w:bottom w:val="none" w:color="000000" w:sz="4" w:space="0"/>
+          <w:right w:val="none" w:color="000000" w:sz="4" w:space="0"/>
+        </w:tcBorders>
+      </w:tcPr>
+    </w:tblStylePr>
+    <w:tblStylePr w:type="lastRow">
+      <w:rPr>
+        <w:b/>
+        <w:color w:val="404040"/>
+      </w:rPr>
+      <w:pPr>
+        <w:pBdr/>
+        <w:spacing/>
+        <w:ind/>
+      </w:pPr>
+      <w:tblPr>
+        <w:tblBorders/>
+      </w:tblPr>
+      <w:tcPr>
+        <w:shd w:val="clear" w:color="ffffff"/>
+        <w:tcBorders>
+          <w:top w:val="none" w:color="000000" w:sz="4" w:space="0"/>
+          <w:left w:val="none" w:color="000000" w:sz="4" w:space="0"/>
+          <w:bottom w:val="none" w:color="000000" w:sz="4" w:space="0"/>
+          <w:right w:val="none" w:color="000000" w:sz="4" w:space="0"/>
+        </w:tcBorders>
+      </w:tcPr>
+    </w:tblStylePr>
     <w:tblStylePr w:type="nwCell">
       <w:pPr>
         <w:pBdr/>
@@ -6265,9 +6317,9 @@
       </w:tcPr>
     </w:tblStylePr>
   </w:style>
-  <w:style w:type="table" w:styleId="38">
+  <w:style w:type="table" w:styleId="727">
     <w:name w:val="Grid Table 3 - Accent 5"/>
-    <w:basedOn w:val="665"/>
+    <w:basedOn w:val="887"/>
     <w:uiPriority w:val="99"/>
     <w:pPr>
       <w:pBdr/>
@@ -6366,29 +6418,6 @@
         <w:tblBorders/>
       </w:tblPr>
       <w:tcPr>
-        <w:shd w:color="ffffff"/>
-        <w:tcBorders>
-          <w:top w:val="none" w:color="000000" w:sz="4" w:space="0"/>
-          <w:left w:val="none" w:color="000000" w:sz="4" w:space="0"/>
-          <w:bottom w:val="none" w:color="000000" w:sz="4" w:space="0"/>
-          <w:right w:val="none" w:color="000000" w:sz="4" w:space="0"/>
-        </w:tcBorders>
-      </w:tcPr>
-    </w:tblStylePr>
-    <w:tblStylePr w:type="firstRow">
-      <w:rPr>
-        <w:b/>
-        <w:color w:val="404040"/>
-      </w:rPr>
-      <w:pPr>
-        <w:pBdr/>
-        <w:spacing/>
-        <w:ind/>
-      </w:pPr>
-      <w:tblPr>
-        <w:tblBorders/>
-      </w:tblPr>
-      <w:tcPr>
         <w:shd w:val="clear" w:color="ffffff"/>
         <w:tcBorders>
           <w:top w:val="none" w:color="000000" w:sz="4" w:space="0"/>
@@ -6398,30 +6427,7 @@
         </w:tcBorders>
       </w:tcPr>
     </w:tblStylePr>
-    <w:tblStylePr w:type="lastCol">
-      <w:rPr>
-        <w:i/>
-        <w:color w:val="404040"/>
-      </w:rPr>
-      <w:pPr>
-        <w:pBdr/>
-        <w:spacing/>
-        <w:ind/>
-      </w:pPr>
-      <w:tblPr>
-        <w:tblBorders/>
-      </w:tblPr>
-      <w:tcPr>
-        <w:shd w:color="ffffff"/>
-        <w:tcBorders>
-          <w:top w:val="none" w:color="000000" w:sz="4" w:space="0"/>
-          <w:left w:val="none" w:color="000000" w:sz="4" w:space="0"/>
-          <w:bottom w:val="none" w:color="000000" w:sz="4" w:space="0"/>
-          <w:right w:val="none" w:color="000000" w:sz="4" w:space="0"/>
-        </w:tcBorders>
-      </w:tcPr>
-    </w:tblStylePr>
-    <w:tblStylePr w:type="lastRow">
+    <w:tblStylePr w:type="firstRow">
       <w:rPr>
         <w:b/>
         <w:color w:val="404040"/>
@@ -6444,6 +6450,52 @@
         </w:tcBorders>
       </w:tcPr>
     </w:tblStylePr>
+    <w:tblStylePr w:type="lastCol">
+      <w:rPr>
+        <w:i/>
+        <w:color w:val="404040"/>
+      </w:rPr>
+      <w:pPr>
+        <w:pBdr/>
+        <w:spacing/>
+        <w:ind/>
+      </w:pPr>
+      <w:tblPr>
+        <w:tblBorders/>
+      </w:tblPr>
+      <w:tcPr>
+        <w:shd w:val="clear" w:color="ffffff"/>
+        <w:tcBorders>
+          <w:top w:val="none" w:color="000000" w:sz="4" w:space="0"/>
+          <w:left w:val="none" w:color="000000" w:sz="4" w:space="0"/>
+          <w:bottom w:val="none" w:color="000000" w:sz="4" w:space="0"/>
+          <w:right w:val="none" w:color="000000" w:sz="4" w:space="0"/>
+        </w:tcBorders>
+      </w:tcPr>
+    </w:tblStylePr>
+    <w:tblStylePr w:type="lastRow">
+      <w:rPr>
+        <w:b/>
+        <w:color w:val="404040"/>
+      </w:rPr>
+      <w:pPr>
+        <w:pBdr/>
+        <w:spacing/>
+        <w:ind/>
+      </w:pPr>
+      <w:tblPr>
+        <w:tblBorders/>
+      </w:tblPr>
+      <w:tcPr>
+        <w:shd w:val="clear" w:color="ffffff"/>
+        <w:tcBorders>
+          <w:top w:val="none" w:color="000000" w:sz="4" w:space="0"/>
+          <w:left w:val="none" w:color="000000" w:sz="4" w:space="0"/>
+          <w:bottom w:val="none" w:color="000000" w:sz="4" w:space="0"/>
+          <w:right w:val="none" w:color="000000" w:sz="4" w:space="0"/>
+        </w:tcBorders>
+      </w:tcPr>
+    </w:tblStylePr>
     <w:tblStylePr w:type="nwCell">
       <w:pPr>
         <w:pBdr/>
@@ -6510,9 +6562,9 @@
       </w:tcPr>
     </w:tblStylePr>
   </w:style>
-  <w:style w:type="table" w:styleId="39">
+  <w:style w:type="table" w:styleId="728">
     <w:name w:val="Grid Table 3 - Accent 6"/>
-    <w:basedOn w:val="665"/>
+    <w:basedOn w:val="887"/>
     <w:uiPriority w:val="99"/>
     <w:pPr>
       <w:pBdr/>
@@ -6611,29 +6663,6 @@
         <w:tblBorders/>
       </w:tblPr>
       <w:tcPr>
-        <w:shd w:color="ffffff"/>
-        <w:tcBorders>
-          <w:top w:val="none" w:color="000000" w:sz="4" w:space="0"/>
-          <w:left w:val="none" w:color="000000" w:sz="4" w:space="0"/>
-          <w:bottom w:val="none" w:color="000000" w:sz="4" w:space="0"/>
-          <w:right w:val="none" w:color="000000" w:sz="4" w:space="0"/>
-        </w:tcBorders>
-      </w:tcPr>
-    </w:tblStylePr>
-    <w:tblStylePr w:type="firstRow">
-      <w:rPr>
-        <w:b/>
-        <w:color w:val="404040"/>
-      </w:rPr>
-      <w:pPr>
-        <w:pBdr/>
-        <w:spacing/>
-        <w:ind/>
-      </w:pPr>
-      <w:tblPr>
-        <w:tblBorders/>
-      </w:tblPr>
-      <w:tcPr>
         <w:shd w:val="clear" w:color="ffffff"/>
         <w:tcBorders>
           <w:top w:val="none" w:color="000000" w:sz="4" w:space="0"/>
@@ -6643,30 +6672,7 @@
         </w:tcBorders>
       </w:tcPr>
     </w:tblStylePr>
-    <w:tblStylePr w:type="lastCol">
-      <w:rPr>
-        <w:i/>
-        <w:color w:val="404040"/>
-      </w:rPr>
-      <w:pPr>
-        <w:pBdr/>
-        <w:spacing/>
-        <w:ind/>
-      </w:pPr>
-      <w:tblPr>
-        <w:tblBorders/>
-      </w:tblPr>
-      <w:tcPr>
-        <w:shd w:color="ffffff"/>
-        <w:tcBorders>
-          <w:top w:val="none" w:color="000000" w:sz="4" w:space="0"/>
-          <w:left w:val="none" w:color="000000" w:sz="4" w:space="0"/>
-          <w:bottom w:val="none" w:color="000000" w:sz="4" w:space="0"/>
-          <w:right w:val="none" w:color="000000" w:sz="4" w:space="0"/>
-        </w:tcBorders>
-      </w:tcPr>
-    </w:tblStylePr>
-    <w:tblStylePr w:type="lastRow">
+    <w:tblStylePr w:type="firstRow">
       <w:rPr>
         <w:b/>
         <w:color w:val="404040"/>
@@ -6689,6 +6695,52 @@
         </w:tcBorders>
       </w:tcPr>
     </w:tblStylePr>
+    <w:tblStylePr w:type="lastCol">
+      <w:rPr>
+        <w:i/>
+        <w:color w:val="404040"/>
+      </w:rPr>
+      <w:pPr>
+        <w:pBdr/>
+        <w:spacing/>
+        <w:ind/>
+      </w:pPr>
+      <w:tblPr>
+        <w:tblBorders/>
+      </w:tblPr>
+      <w:tcPr>
+        <w:shd w:val="clear" w:color="ffffff"/>
+        <w:tcBorders>
+          <w:top w:val="none" w:color="000000" w:sz="4" w:space="0"/>
+          <w:left w:val="none" w:color="000000" w:sz="4" w:space="0"/>
+          <w:bottom w:val="none" w:color="000000" w:sz="4" w:space="0"/>
+          <w:right w:val="none" w:color="000000" w:sz="4" w:space="0"/>
+        </w:tcBorders>
+      </w:tcPr>
+    </w:tblStylePr>
+    <w:tblStylePr w:type="lastRow">
+      <w:rPr>
+        <w:b/>
+        <w:color w:val="404040"/>
+      </w:rPr>
+      <w:pPr>
+        <w:pBdr/>
+        <w:spacing/>
+        <w:ind/>
+      </w:pPr>
+      <w:tblPr>
+        <w:tblBorders/>
+      </w:tblPr>
+      <w:tcPr>
+        <w:shd w:val="clear" w:color="ffffff"/>
+        <w:tcBorders>
+          <w:top w:val="none" w:color="000000" w:sz="4" w:space="0"/>
+          <w:left w:val="none" w:color="000000" w:sz="4" w:space="0"/>
+          <w:bottom w:val="none" w:color="000000" w:sz="4" w:space="0"/>
+          <w:right w:val="none" w:color="000000" w:sz="4" w:space="0"/>
+        </w:tcBorders>
+      </w:tcPr>
+    </w:tblStylePr>
     <w:tblStylePr w:type="nwCell">
       <w:pPr>
         <w:pBdr/>
@@ -6755,9 +6807,9 @@
       </w:tcPr>
     </w:tblStylePr>
   </w:style>
-  <w:style w:type="table" w:styleId="40">
+  <w:style w:type="table" w:styleId="729">
     <w:name w:val="Grid Table 4"/>
-    <w:basedOn w:val="665"/>
+    <w:basedOn w:val="887"/>
     <w:uiPriority w:val="59"/>
     <w:pPr>
       <w:pBdr/>
@@ -6988,9 +7040,9 @@
       </w:tcPr>
     </w:tblStylePr>
   </w:style>
-  <w:style w:type="table" w:styleId="41">
+  <w:style w:type="table" w:styleId="730">
     <w:name w:val="Grid Table 4 - Accent 1"/>
-    <w:basedOn w:val="665"/>
+    <w:basedOn w:val="887"/>
     <w:uiPriority w:val="59"/>
     <w:pPr>
       <w:pBdr/>
@@ -7221,9 +7273,9 @@
       </w:tcPr>
     </w:tblStylePr>
   </w:style>
-  <w:style w:type="table" w:styleId="42">
+  <w:style w:type="table" w:styleId="731">
     <w:name w:val="Grid Table 4 - Accent 2"/>
-    <w:basedOn w:val="665"/>
+    <w:basedOn w:val="887"/>
     <w:uiPriority w:val="59"/>
     <w:pPr>
       <w:pBdr/>
@@ -7454,9 +7506,9 @@
       </w:tcPr>
     </w:tblStylePr>
   </w:style>
-  <w:style w:type="table" w:styleId="43">
+  <w:style w:type="table" w:styleId="732">
     <w:name w:val="Grid Table 4 - Accent 3"/>
-    <w:basedOn w:val="665"/>
+    <w:basedOn w:val="887"/>
     <w:uiPriority w:val="59"/>
     <w:pPr>
       <w:pBdr/>
@@ -7687,9 +7739,9 @@
       </w:tcPr>
     </w:tblStylePr>
   </w:style>
-  <w:style w:type="table" w:styleId="44">
+  <w:style w:type="table" w:styleId="733">
     <w:name w:val="Grid Table 4 - Accent 4"/>
-    <w:basedOn w:val="665"/>
+    <w:basedOn w:val="887"/>
     <w:uiPriority w:val="59"/>
     <w:pPr>
       <w:pBdr/>
@@ -7920,9 +7972,9 @@
       </w:tcPr>
     </w:tblStylePr>
   </w:style>
-  <w:style w:type="table" w:styleId="45">
+  <w:style w:type="table" w:styleId="734">
     <w:name w:val="Grid Table 4 - Accent 5"/>
-    <w:basedOn w:val="665"/>
+    <w:basedOn w:val="887"/>
     <w:uiPriority w:val="59"/>
     <w:pPr>
       <w:pBdr/>
@@ -8153,9 +8205,9 @@
       </w:tcPr>
     </w:tblStylePr>
   </w:style>
-  <w:style w:type="table" w:styleId="46">
+  <w:style w:type="table" w:styleId="735">
     <w:name w:val="Grid Table 4 - Accent 6"/>
-    <w:basedOn w:val="665"/>
+    <w:basedOn w:val="887"/>
     <w:uiPriority w:val="59"/>
     <w:pPr>
       <w:pBdr/>
@@ -8386,9 +8438,9 @@
       </w:tcPr>
     </w:tblStylePr>
   </w:style>
-  <w:style w:type="table" w:styleId="47">
+  <w:style w:type="table" w:styleId="736">
     <w:name w:val="Grid Table 5 Dark"/>
-    <w:basedOn w:val="665"/>
+    <w:basedOn w:val="887"/>
     <w:uiPriority w:val="99"/>
     <w:pPr>
       <w:pBdr/>
@@ -8614,9 +8666,9 @@
       </w:tcPr>
     </w:tblStylePr>
   </w:style>
-  <w:style w:type="table" w:styleId="48">
+  <w:style w:type="table" w:styleId="737">
     <w:name w:val="Grid Table 5 Dark- Accent 1"/>
-    <w:basedOn w:val="665"/>
+    <w:basedOn w:val="887"/>
     <w:uiPriority w:val="99"/>
     <w:pPr>
       <w:pBdr/>
@@ -8842,9 +8894,9 @@
       </w:tcPr>
     </w:tblStylePr>
   </w:style>
-  <w:style w:type="table" w:styleId="49">
+  <w:style w:type="table" w:styleId="738">
     <w:name w:val="Grid Table 5 Dark - Accent 2"/>
-    <w:basedOn w:val="665"/>
+    <w:basedOn w:val="887"/>
     <w:uiPriority w:val="99"/>
     <w:pPr>
       <w:pBdr/>
@@ -9070,9 +9122,9 @@
       </w:tcPr>
     </w:tblStylePr>
   </w:style>
-  <w:style w:type="table" w:styleId="50">
+  <w:style w:type="table" w:styleId="739">
     <w:name w:val="Grid Table 5 Dark - Accent 3"/>
-    <w:basedOn w:val="665"/>
+    <w:basedOn w:val="887"/>
     <w:uiPriority w:val="99"/>
     <w:pPr>
       <w:pBdr/>
@@ -9298,9 +9350,9 @@
       </w:tcPr>
     </w:tblStylePr>
   </w:style>
-  <w:style w:type="table" w:styleId="51">
+  <w:style w:type="table" w:styleId="740">
     <w:name w:val="Grid Table 5 Dark- Accent 4"/>
-    <w:basedOn w:val="665"/>
+    <w:basedOn w:val="887"/>
     <w:uiPriority w:val="99"/>
     <w:pPr>
       <w:pBdr/>
@@ -9526,9 +9578,9 @@
       </w:tcPr>
     </w:tblStylePr>
   </w:style>
-  <w:style w:type="table" w:styleId="52">
+  <w:style w:type="table" w:styleId="741">
     <w:name w:val="Grid Table 5 Dark - Accent 5"/>
-    <w:basedOn w:val="665"/>
+    <w:basedOn w:val="887"/>
     <w:uiPriority w:val="99"/>
     <w:pPr>
       <w:pBdr/>
@@ -9754,9 +9806,9 @@
       </w:tcPr>
     </w:tblStylePr>
   </w:style>
-  <w:style w:type="table" w:styleId="53">
+  <w:style w:type="table" w:styleId="742">
     <w:name w:val="Grid Table 5 Dark - Accent 6"/>
-    <w:basedOn w:val="665"/>
+    <w:basedOn w:val="887"/>
     <w:uiPriority w:val="99"/>
     <w:pPr>
       <w:pBdr/>
@@ -9982,9 +10034,9 @@
       </w:tcPr>
     </w:tblStylePr>
   </w:style>
-  <w:style w:type="table" w:styleId="54">
+  <w:style w:type="table" w:styleId="743">
     <w:name w:val="Grid Table 6 Colorful"/>
-    <w:basedOn w:val="665"/>
+    <w:basedOn w:val="887"/>
     <w:uiPriority w:val="99"/>
     <w:pPr>
       <w:pBdr/>
@@ -10212,9 +10264,9 @@
       </w:tcPr>
     </w:tblStylePr>
   </w:style>
-  <w:style w:type="table" w:styleId="55">
+  <w:style w:type="table" w:styleId="744">
     <w:name w:val="Grid Table 6 Colorful - Accent 1"/>
-    <w:basedOn w:val="665"/>
+    <w:basedOn w:val="887"/>
     <w:uiPriority w:val="99"/>
     <w:pPr>
       <w:pBdr/>
@@ -10442,9 +10494,9 @@
       </w:tcPr>
     </w:tblStylePr>
   </w:style>
-  <w:style w:type="table" w:styleId="56">
+  <w:style w:type="table" w:styleId="745">
     <w:name w:val="Grid Table 6 Colorful - Accent 2"/>
-    <w:basedOn w:val="665"/>
+    <w:basedOn w:val="887"/>
     <w:uiPriority w:val="99"/>
     <w:pPr>
       <w:pBdr/>
@@ -10672,9 +10724,9 @@
       </w:tcPr>
     </w:tblStylePr>
   </w:style>
-  <w:style w:type="table" w:styleId="57">
+  <w:style w:type="table" w:styleId="746">
     <w:name w:val="Grid Table 6 Colorful - Accent 3"/>
-    <w:basedOn w:val="665"/>
+    <w:basedOn w:val="887"/>
     <w:uiPriority w:val="99"/>
     <w:pPr>
       <w:pBdr/>
@@ -10902,9 +10954,9 @@
       </w:tcPr>
     </w:tblStylePr>
   </w:style>
-  <w:style w:type="table" w:styleId="58">
+  <w:style w:type="table" w:styleId="747">
     <w:name w:val="Grid Table 6 Colorful - Accent 4"/>
-    <w:basedOn w:val="665"/>
+    <w:basedOn w:val="887"/>
     <w:uiPriority w:val="99"/>
     <w:pPr>
       <w:pBdr/>
@@ -11132,9 +11184,9 @@
       </w:tcPr>
     </w:tblStylePr>
   </w:style>
-  <w:style w:type="table" w:styleId="59">
+  <w:style w:type="table" w:styleId="748">
     <w:name w:val="Grid Table 6 Colorful - Accent 5"/>
-    <w:basedOn w:val="665"/>
+    <w:basedOn w:val="887"/>
     <w:uiPriority w:val="99"/>
     <w:pPr>
       <w:pBdr/>
@@ -11362,9 +11414,9 @@
       </w:tcPr>
     </w:tblStylePr>
   </w:style>
-  <w:style w:type="table" w:styleId="60">
+  <w:style w:type="table" w:styleId="749">
     <w:name w:val="Grid Table 6 Colorful - Accent 6"/>
-    <w:basedOn w:val="665"/>
+    <w:basedOn w:val="887"/>
     <w:uiPriority w:val="99"/>
     <w:pPr>
       <w:pBdr/>
@@ -11592,9 +11644,9 @@
       </w:tcPr>
     </w:tblStylePr>
   </w:style>
-  <w:style w:type="table" w:styleId="61">
+  <w:style w:type="table" w:styleId="750">
     <w:name w:val="Grid Table 7 Colorful"/>
-    <w:basedOn w:val="665"/>
+    <w:basedOn w:val="887"/>
     <w:uiPriority w:val="99"/>
     <w:pPr>
       <w:pBdr/>
@@ -11696,11 +11748,11 @@
         <w:tblBorders/>
       </w:tblPr>
       <w:tcPr>
-        <w:shd w:color="ffffff"/>
+        <w:shd w:val="clear" w:color="ffffff"/>
         <w:tcBorders>
-          <w:top w:val="none"/>
-          <w:left w:val="none"/>
-          <w:bottom w:val="none"/>
+          <w:top w:val="none" w:color="000000" w:sz="4" w:space="0"/>
+          <w:left w:val="none" w:color="000000" w:sz="4" w:space="0"/>
+          <w:bottom w:val="none" w:color="000000" w:sz="4" w:space="0"/>
           <w:right w:val="single" w:color="000000" w:themeColor="text1" w:themeTint="80" w:sz="4" w:space="0"/>
         </w:tcBorders>
       </w:tcPr>
@@ -11723,10 +11775,10 @@
       <w:tcPr>
         <w:shd w:val="clear" w:color="ffffff" w:themeColor="light1" w:fill="ffffff" w:themeFill="light1"/>
         <w:tcBorders>
-          <w:top w:val="none"/>
-          <w:left w:val="none"/>
+          <w:top w:val="none" w:color="000000" w:sz="4" w:space="0"/>
+          <w:left w:val="none" w:color="000000" w:sz="4" w:space="0"/>
           <w:bottom w:val="single" w:color="000000" w:themeColor="text1" w:themeTint="80" w:sz="4" w:space="0"/>
-          <w:right w:val="none"/>
+          <w:right w:val="none" w:color="000000" w:sz="4" w:space="0"/>
         </w:tcBorders>
       </w:tcPr>
     </w:tblStylePr>
@@ -11746,12 +11798,12 @@
         <w:tblBorders/>
       </w:tblPr>
       <w:tcPr>
-        <w:shd w:color="ffffff"/>
+        <w:shd w:val="clear" w:color="ffffff"/>
         <w:tcBorders>
-          <w:top w:val="none"/>
+          <w:top w:val="none" w:color="000000" w:sz="4" w:space="0"/>
           <w:left w:val="single" w:color="000000" w:themeColor="text1" w:themeTint="80" w:sz="4" w:space="0"/>
-          <w:bottom w:val="none"/>
-          <w:right w:val="none"/>
+          <w:bottom w:val="none" w:color="000000" w:sz="4" w:space="0"/>
+          <w:right w:val="none" w:color="000000" w:sz="4" w:space="0"/>
         </w:tcBorders>
       </w:tcPr>
     </w:tblStylePr>
@@ -11774,9 +11826,9 @@
         <w:shd w:val="clear" w:color="ffffff" w:themeColor="light1" w:fill="ffffff" w:themeFill="light1"/>
         <w:tcBorders>
           <w:top w:val="single" w:color="000000" w:themeColor="text1" w:themeTint="80" w:sz="4" w:space="0"/>
-          <w:left w:val="none"/>
-          <w:bottom w:val="none"/>
-          <w:right w:val="none"/>
+          <w:left w:val="none" w:color="000000" w:sz="4" w:space="0"/>
+          <w:bottom w:val="none" w:color="000000" w:sz="4" w:space="0"/>
+          <w:right w:val="none" w:color="000000" w:sz="4" w:space="0"/>
         </w:tcBorders>
       </w:tcPr>
     </w:tblStylePr>
@@ -11846,9 +11898,9 @@
       </w:tcPr>
     </w:tblStylePr>
   </w:style>
-  <w:style w:type="table" w:styleId="62">
+  <w:style w:type="table" w:styleId="751">
     <w:name w:val="Grid Table 7 Colorful - Accent 1"/>
-    <w:basedOn w:val="665"/>
+    <w:basedOn w:val="887"/>
     <w:uiPriority w:val="99"/>
     <w:pPr>
       <w:pBdr/>
@@ -11950,11 +12002,11 @@
         <w:tblBorders/>
       </w:tblPr>
       <w:tcPr>
-        <w:shd w:color="ffffff"/>
+        <w:shd w:val="clear" w:color="ffffff"/>
         <w:tcBorders>
-          <w:top w:val="none"/>
-          <w:left w:val="none"/>
-          <w:bottom w:val="none"/>
+          <w:top w:val="none" w:color="000000" w:sz="4" w:space="0"/>
+          <w:left w:val="none" w:color="000000" w:sz="4" w:space="0"/>
+          <w:bottom w:val="none" w:color="000000" w:sz="4" w:space="0"/>
           <w:right w:val="single" w:color="000000" w:themeColor="accent1" w:themeTint="80" w:sz="4" w:space="0"/>
         </w:tcBorders>
       </w:tcPr>
@@ -11977,10 +12029,10 @@
       <w:tcPr>
         <w:shd w:val="clear" w:color="ffffff" w:themeColor="light1" w:fill="ffffff" w:themeFill="light1"/>
         <w:tcBorders>
-          <w:top w:val="none"/>
-          <w:left w:val="none"/>
+          <w:top w:val="none" w:color="000000" w:sz="4" w:space="0"/>
+          <w:left w:val="none" w:color="000000" w:sz="4" w:space="0"/>
           <w:bottom w:val="single" w:color="000000" w:themeColor="accent1" w:themeTint="80" w:sz="4" w:space="0"/>
-          <w:right w:val="none"/>
+          <w:right w:val="none" w:color="000000" w:sz="4" w:space="0"/>
         </w:tcBorders>
       </w:tcPr>
     </w:tblStylePr>
@@ -12000,12 +12052,12 @@
         <w:tblBorders/>
       </w:tblPr>
       <w:tcPr>
-        <w:shd w:color="ffffff"/>
+        <w:shd w:val="clear" w:color="ffffff"/>
         <w:tcBorders>
-          <w:top w:val="none"/>
+          <w:top w:val="none" w:color="000000" w:sz="4" w:space="0"/>
           <w:left w:val="single" w:color="000000" w:themeColor="accent1" w:themeTint="80" w:sz="4" w:space="0"/>
-          <w:bottom w:val="none"/>
-          <w:right w:val="none"/>
+          <w:bottom w:val="none" w:color="000000" w:sz="4" w:space="0"/>
+          <w:right w:val="none" w:color="000000" w:sz="4" w:space="0"/>
         </w:tcBorders>
       </w:tcPr>
     </w:tblStylePr>
@@ -12028,9 +12080,9 @@
         <w:shd w:val="clear" w:color="ffffff" w:themeColor="light1" w:fill="ffffff" w:themeFill="light1"/>
         <w:tcBorders>
           <w:top w:val="single" w:color="000000" w:themeColor="accent1" w:themeTint="80" w:sz="4" w:space="0"/>
-          <w:left w:val="none"/>
-          <w:bottom w:val="none"/>
-          <w:right w:val="none"/>
+          <w:left w:val="none" w:color="000000" w:sz="4" w:space="0"/>
+          <w:bottom w:val="none" w:color="000000" w:sz="4" w:space="0"/>
+          <w:right w:val="none" w:color="000000" w:sz="4" w:space="0"/>
         </w:tcBorders>
       </w:tcPr>
     </w:tblStylePr>
@@ -12100,9 +12152,9 @@
       </w:tcPr>
     </w:tblStylePr>
   </w:style>
-  <w:style w:type="table" w:styleId="63">
+  <w:style w:type="table" w:styleId="752">
     <w:name w:val="Grid Table 7 Colorful - Accent 2"/>
-    <w:basedOn w:val="665"/>
+    <w:basedOn w:val="887"/>
     <w:uiPriority w:val="99"/>
     <w:pPr>
       <w:pBdr/>
@@ -12204,11 +12256,11 @@
         <w:tblBorders/>
       </w:tblPr>
       <w:tcPr>
-        <w:shd w:color="ffffff"/>
+        <w:shd w:val="clear" w:color="ffffff"/>
         <w:tcBorders>
-          <w:top w:val="none"/>
-          <w:left w:val="none"/>
-          <w:bottom w:val="none"/>
+          <w:top w:val="none" w:color="000000" w:sz="4" w:space="0"/>
+          <w:left w:val="none" w:color="000000" w:sz="4" w:space="0"/>
+          <w:bottom w:val="none" w:color="000000" w:sz="4" w:space="0"/>
           <w:right w:val="single" w:color="000000" w:themeColor="accent2" w:themeTint="97" w:sz="4" w:space="0"/>
         </w:tcBorders>
       </w:tcPr>
@@ -12231,10 +12283,10 @@
       <w:tcPr>
         <w:shd w:val="clear" w:color="ffffff" w:themeColor="light1" w:fill="ffffff" w:themeFill="light1"/>
         <w:tcBorders>
-          <w:top w:val="none"/>
-          <w:left w:val="none"/>
+          <w:top w:val="none" w:color="000000" w:sz="4" w:space="0"/>
+          <w:left w:val="none" w:color="000000" w:sz="4" w:space="0"/>
           <w:bottom w:val="single" w:color="000000" w:themeColor="accent2" w:themeTint="97" w:sz="4" w:space="0"/>
-          <w:right w:val="none"/>
+          <w:right w:val="none" w:color="000000" w:sz="4" w:space="0"/>
         </w:tcBorders>
       </w:tcPr>
     </w:tblStylePr>
@@ -12254,12 +12306,12 @@
         <w:tblBorders/>
       </w:tblPr>
       <w:tcPr>
-        <w:shd w:color="ffffff"/>
+        <w:shd w:val="clear" w:color="ffffff"/>
         <w:tcBorders>
-          <w:top w:val="none"/>
+          <w:top w:val="none" w:color="000000" w:sz="4" w:space="0"/>
           <w:left w:val="single" w:color="000000" w:themeColor="accent2" w:themeTint="97" w:sz="4" w:space="0"/>
-          <w:bottom w:val="none"/>
-          <w:right w:val="none"/>
+          <w:bottom w:val="none" w:color="000000" w:sz="4" w:space="0"/>
+          <w:right w:val="none" w:color="000000" w:sz="4" w:space="0"/>
         </w:tcBorders>
       </w:tcPr>
     </w:tblStylePr>
@@ -12282,9 +12334,9 @@
         <w:shd w:val="clear" w:color="ffffff" w:themeColor="light1" w:fill="ffffff" w:themeFill="light1"/>
         <w:tcBorders>
           <w:top w:val="single" w:color="000000" w:themeColor="accent2" w:themeTint="97" w:sz="4" w:space="0"/>
-          <w:left w:val="none"/>
-          <w:bottom w:val="none"/>
-          <w:right w:val="none"/>
+          <w:left w:val="none" w:color="000000" w:sz="4" w:space="0"/>
+          <w:bottom w:val="none" w:color="000000" w:sz="4" w:space="0"/>
+          <w:right w:val="none" w:color="000000" w:sz="4" w:space="0"/>
         </w:tcBorders>
       </w:tcPr>
     </w:tblStylePr>
@@ -12354,9 +12406,9 @@
       </w:tcPr>
     </w:tblStylePr>
   </w:style>
-  <w:style w:type="table" w:styleId="64">
+  <w:style w:type="table" w:styleId="753">
     <w:name w:val="Grid Table 7 Colorful - Accent 3"/>
-    <w:basedOn w:val="665"/>
+    <w:basedOn w:val="887"/>
     <w:uiPriority w:val="99"/>
     <w:pPr>
       <w:pBdr/>
@@ -12458,11 +12510,11 @@
         <w:tblBorders/>
       </w:tblPr>
       <w:tcPr>
-        <w:shd w:color="ffffff"/>
+        <w:shd w:val="clear" w:color="ffffff"/>
         <w:tcBorders>
-          <w:top w:val="none"/>
-          <w:left w:val="none"/>
-          <w:bottom w:val="none"/>
+          <w:top w:val="none" w:color="000000" w:sz="4" w:space="0"/>
+          <w:left w:val="none" w:color="000000" w:sz="4" w:space="0"/>
+          <w:bottom w:val="none" w:color="000000" w:sz="4" w:space="0"/>
           <w:right w:val="single" w:color="000000" w:themeColor="accent3" w:themeTint="FE" w:sz="4" w:space="0"/>
         </w:tcBorders>
       </w:tcPr>
@@ -12485,10 +12537,10 @@
       <w:tcPr>
         <w:shd w:val="clear" w:color="ffffff" w:themeColor="light1" w:fill="ffffff" w:themeFill="light1"/>
         <w:tcBorders>
-          <w:top w:val="none"/>
-          <w:left w:val="none"/>
+          <w:top w:val="none" w:color="000000" w:sz="4" w:space="0"/>
+          <w:left w:val="none" w:color="000000" w:sz="4" w:space="0"/>
           <w:bottom w:val="single" w:color="000000" w:themeColor="accent3" w:themeTint="FE" w:sz="4" w:space="0"/>
-          <w:right w:val="none"/>
+          <w:right w:val="none" w:color="000000" w:sz="4" w:space="0"/>
         </w:tcBorders>
       </w:tcPr>
     </w:tblStylePr>
@@ -12508,12 +12560,12 @@
         <w:tblBorders/>
       </w:tblPr>
       <w:tcPr>
-        <w:shd w:color="ffffff"/>
+        <w:shd w:val="clear" w:color="ffffff"/>
         <w:tcBorders>
-          <w:top w:val="none"/>
+          <w:top w:val="none" w:color="000000" w:sz="4" w:space="0"/>
           <w:left w:val="single" w:color="000000" w:themeColor="accent3" w:themeTint="FE" w:sz="4" w:space="0"/>
-          <w:bottom w:val="none"/>
-          <w:right w:val="none"/>
+          <w:bottom w:val="none" w:color="000000" w:sz="4" w:space="0"/>
+          <w:right w:val="none" w:color="000000" w:sz="4" w:space="0"/>
         </w:tcBorders>
       </w:tcPr>
     </w:tblStylePr>
@@ -12536,9 +12588,9 @@
         <w:shd w:val="clear" w:color="ffffff" w:themeColor="light1" w:fill="ffffff" w:themeFill="light1"/>
         <w:tcBorders>
           <w:top w:val="single" w:color="000000" w:themeColor="accent3" w:themeTint="FE" w:sz="4" w:space="0"/>
-          <w:left w:val="none"/>
-          <w:bottom w:val="none"/>
-          <w:right w:val="none"/>
+          <w:left w:val="none" w:color="000000" w:sz="4" w:space="0"/>
+          <w:bottom w:val="none" w:color="000000" w:sz="4" w:space="0"/>
+          <w:right w:val="none" w:color="000000" w:sz="4" w:space="0"/>
         </w:tcBorders>
       </w:tcPr>
     </w:tblStylePr>
@@ -12608,9 +12660,9 @@
       </w:tcPr>
     </w:tblStylePr>
   </w:style>
-  <w:style w:type="table" w:styleId="65">
+  <w:style w:type="table" w:styleId="754">
     <w:name w:val="Grid Table 7 Colorful - Accent 4"/>
-    <w:basedOn w:val="665"/>
+    <w:basedOn w:val="887"/>
     <w:uiPriority w:val="99"/>
     <w:pPr>
       <w:pBdr/>
@@ -12712,11 +12764,11 @@
         <w:tblBorders/>
       </w:tblPr>
       <w:tcPr>
-        <w:shd w:color="ffffff"/>
+        <w:shd w:val="clear" w:color="ffffff"/>
         <w:tcBorders>
-          <w:top w:val="none"/>
-          <w:left w:val="none"/>
-          <w:bottom w:val="none"/>
+          <w:top w:val="none" w:color="000000" w:sz="4" w:space="0"/>
+          <w:left w:val="none" w:color="000000" w:sz="4" w:space="0"/>
+          <w:bottom w:val="none" w:color="000000" w:sz="4" w:space="0"/>
           <w:right w:val="single" w:color="000000" w:themeColor="accent4" w:themeTint="9A" w:sz="4" w:space="0"/>
         </w:tcBorders>
       </w:tcPr>
@@ -12739,10 +12791,10 @@
       <w:tcPr>
         <w:shd w:val="clear" w:color="ffffff" w:themeColor="light1" w:fill="ffffff" w:themeFill="light1"/>
         <w:tcBorders>
-          <w:top w:val="none"/>
-          <w:left w:val="none"/>
+          <w:top w:val="none" w:color="000000" w:sz="4" w:space="0"/>
+          <w:left w:val="none" w:color="000000" w:sz="4" w:space="0"/>
           <w:bottom w:val="single" w:color="000000" w:themeColor="accent4" w:themeTint="9A" w:sz="4" w:space="0"/>
-          <w:right w:val="none"/>
+          <w:right w:val="none" w:color="000000" w:sz="4" w:space="0"/>
         </w:tcBorders>
       </w:tcPr>
     </w:tblStylePr>
@@ -12762,12 +12814,12 @@
         <w:tblBorders/>
       </w:tblPr>
       <w:tcPr>
-        <w:shd w:color="ffffff"/>
+        <w:shd w:val="clear" w:color="ffffff"/>
         <w:tcBorders>
-          <w:top w:val="none"/>
+          <w:top w:val="none" w:color="000000" w:sz="4" w:space="0"/>
           <w:left w:val="single" w:color="000000" w:themeColor="accent4" w:themeTint="9A" w:sz="4" w:space="0"/>
-          <w:bottom w:val="none"/>
-          <w:right w:val="none"/>
+          <w:bottom w:val="none" w:color="000000" w:sz="4" w:space="0"/>
+          <w:right w:val="none" w:color="000000" w:sz="4" w:space="0"/>
         </w:tcBorders>
       </w:tcPr>
     </w:tblStylePr>
@@ -12790,9 +12842,9 @@
         <w:shd w:val="clear" w:color="ffffff" w:themeColor="light1" w:fill="ffffff" w:themeFill="light1"/>
         <w:tcBorders>
           <w:top w:val="single" w:color="000000" w:themeColor="accent4" w:themeTint="9A" w:sz="4" w:space="0"/>
-          <w:left w:val="none"/>
-          <w:bottom w:val="none"/>
-          <w:right w:val="none"/>
+          <w:left w:val="none" w:color="000000" w:sz="4" w:space="0"/>
+          <w:bottom w:val="none" w:color="000000" w:sz="4" w:space="0"/>
+          <w:right w:val="none" w:color="000000" w:sz="4" w:space="0"/>
         </w:tcBorders>
       </w:tcPr>
     </w:tblStylePr>
@@ -12862,9 +12914,9 @@
       </w:tcPr>
     </w:tblStylePr>
   </w:style>
-  <w:style w:type="table" w:styleId="66">
+  <w:style w:type="table" w:styleId="755">
     <w:name w:val="Grid Table 7 Colorful - Accent 5"/>
-    <w:basedOn w:val="665"/>
+    <w:basedOn w:val="887"/>
     <w:uiPriority w:val="99"/>
     <w:pPr>
       <w:pBdr/>
@@ -12966,11 +13018,11 @@
         <w:tblBorders/>
       </w:tblPr>
       <w:tcPr>
-        <w:shd w:color="ffffff"/>
+        <w:shd w:val="clear" w:color="ffffff"/>
         <w:tcBorders>
-          <w:top w:val="none"/>
-          <w:left w:val="none"/>
-          <w:bottom w:val="none"/>
+          <w:top w:val="none" w:color="000000" w:sz="4" w:space="0"/>
+          <w:left w:val="none" w:color="000000" w:sz="4" w:space="0"/>
+          <w:bottom w:val="none" w:color="000000" w:sz="4" w:space="0"/>
           <w:right w:val="single" w:color="000000" w:themeColor="accent5" w:themeTint="90" w:sz="4" w:space="0"/>
         </w:tcBorders>
       </w:tcPr>
@@ -12993,10 +13045,10 @@
       <w:tcPr>
         <w:shd w:val="clear" w:color="ffffff" w:themeColor="light1" w:fill="ffffff" w:themeFill="light1"/>
         <w:tcBorders>
-          <w:top w:val="none"/>
-          <w:left w:val="none"/>
+          <w:top w:val="none" w:color="000000" w:sz="4" w:space="0"/>
+          <w:left w:val="none" w:color="000000" w:sz="4" w:space="0"/>
           <w:bottom w:val="single" w:color="000000" w:themeColor="accent5" w:themeTint="90" w:sz="4" w:space="0"/>
-          <w:right w:val="none"/>
+          <w:right w:val="none" w:color="000000" w:sz="4" w:space="0"/>
         </w:tcBorders>
       </w:tcPr>
     </w:tblStylePr>
@@ -13016,12 +13068,12 @@
         <w:tblBorders/>
       </w:tblPr>
       <w:tcPr>
-        <w:shd w:color="ffffff"/>
+        <w:shd w:val="clear" w:color="ffffff"/>
         <w:tcBorders>
-          <w:top w:val="none"/>
+          <w:top w:val="none" w:color="000000" w:sz="4" w:space="0"/>
           <w:left w:val="single" w:color="000000" w:themeColor="accent5" w:themeTint="90" w:sz="4" w:space="0"/>
-          <w:bottom w:val="none"/>
-          <w:right w:val="none"/>
+          <w:bottom w:val="none" w:color="000000" w:sz="4" w:space="0"/>
+          <w:right w:val="none" w:color="000000" w:sz="4" w:space="0"/>
         </w:tcBorders>
       </w:tcPr>
     </w:tblStylePr>
@@ -13044,9 +13096,9 @@
         <w:shd w:val="clear" w:color="ffffff" w:themeColor="light1" w:fill="ffffff" w:themeFill="light1"/>
         <w:tcBorders>
           <w:top w:val="single" w:color="000000" w:themeColor="accent5" w:themeTint="90" w:sz="4" w:space="0"/>
-          <w:left w:val="none"/>
-          <w:bottom w:val="none"/>
-          <w:right w:val="none"/>
+          <w:left w:val="none" w:color="000000" w:sz="4" w:space="0"/>
+          <w:bottom w:val="none" w:color="000000" w:sz="4" w:space="0"/>
+          <w:right w:val="none" w:color="000000" w:sz="4" w:space="0"/>
         </w:tcBorders>
       </w:tcPr>
     </w:tblStylePr>
@@ -13116,9 +13168,9 @@
       </w:tcPr>
     </w:tblStylePr>
   </w:style>
-  <w:style w:type="table" w:styleId="67">
+  <w:style w:type="table" w:styleId="756">
     <w:name w:val="Grid Table 7 Colorful - Accent 6"/>
-    <w:basedOn w:val="665"/>
+    <w:basedOn w:val="887"/>
     <w:uiPriority w:val="99"/>
     <w:pPr>
       <w:pBdr/>
@@ -13220,11 +13272,11 @@
         <w:tblBorders/>
       </w:tblPr>
       <w:tcPr>
-        <w:shd w:color="ffffff"/>
+        <w:shd w:val="clear" w:color="ffffff"/>
         <w:tcBorders>
-          <w:top w:val="none"/>
-          <w:left w:val="none"/>
-          <w:bottom w:val="none"/>
+          <w:top w:val="none" w:color="000000" w:sz="4" w:space="0"/>
+          <w:left w:val="none" w:color="000000" w:sz="4" w:space="0"/>
+          <w:bottom w:val="none" w:color="000000" w:sz="4" w:space="0"/>
           <w:right w:val="single" w:color="000000" w:themeColor="accent6" w:themeTint="90" w:sz="4" w:space="0"/>
         </w:tcBorders>
       </w:tcPr>
@@ -13247,10 +13299,10 @@
       <w:tcPr>
         <w:shd w:val="clear" w:color="ffffff" w:themeColor="light1" w:fill="ffffff" w:themeFill="light1"/>
         <w:tcBorders>
-          <w:top w:val="none"/>
-          <w:left w:val="none"/>
+          <w:top w:val="none" w:color="000000" w:sz="4" w:space="0"/>
+          <w:left w:val="none" w:color="000000" w:sz="4" w:space="0"/>
           <w:bottom w:val="single" w:color="000000" w:themeColor="accent6" w:themeTint="90" w:sz="4" w:space="0"/>
-          <w:right w:val="none"/>
+          <w:right w:val="none" w:color="000000" w:sz="4" w:space="0"/>
         </w:tcBorders>
       </w:tcPr>
     </w:tblStylePr>
@@ -13270,12 +13322,12 @@
         <w:tblBorders/>
       </w:tblPr>
       <w:tcPr>
-        <w:shd w:color="ffffff"/>
+        <w:shd w:val="clear" w:color="ffffff"/>
         <w:tcBorders>
-          <w:top w:val="none"/>
+          <w:top w:val="none" w:color="000000" w:sz="4" w:space="0"/>
           <w:left w:val="single" w:color="000000" w:themeColor="accent6" w:themeTint="90" w:sz="4" w:space="0"/>
-          <w:bottom w:val="none"/>
-          <w:right w:val="none"/>
+          <w:bottom w:val="none" w:color="000000" w:sz="4" w:space="0"/>
+          <w:right w:val="none" w:color="000000" w:sz="4" w:space="0"/>
         </w:tcBorders>
       </w:tcPr>
     </w:tblStylePr>
@@ -13298,9 +13350,9 @@
         <w:shd w:val="clear" w:color="ffffff" w:themeColor="light1" w:fill="ffffff" w:themeFill="light1"/>
         <w:tcBorders>
           <w:top w:val="single" w:color="000000" w:themeColor="accent6" w:themeTint="90" w:sz="4" w:space="0"/>
-          <w:left w:val="none"/>
-          <w:bottom w:val="none"/>
-          <w:right w:val="none"/>
+          <w:left w:val="none" w:color="000000" w:sz="4" w:space="0"/>
+          <w:bottom w:val="none" w:color="000000" w:sz="4" w:space="0"/>
+          <w:right w:val="none" w:color="000000" w:sz="4" w:space="0"/>
         </w:tcBorders>
       </w:tcPr>
     </w:tblStylePr>
@@ -13370,9 +13422,9 @@
       </w:tcPr>
     </w:tblStylePr>
   </w:style>
-  <w:style w:type="table" w:styleId="68">
+  <w:style w:type="table" w:styleId="757">
     <w:name w:val="List Table 1 Light"/>
-    <w:basedOn w:val="665"/>
+    <w:basedOn w:val="887"/>
     <w:uiPriority w:val="99"/>
     <w:pPr>
       <w:pBdr/>
@@ -13586,9 +13638,9 @@
       </w:tcPr>
     </w:tblStylePr>
   </w:style>
-  <w:style w:type="table" w:styleId="69">
+  <w:style w:type="table" w:styleId="758">
     <w:name w:val="List Table 1 Light - Accent 1"/>
-    <w:basedOn w:val="665"/>
+    <w:basedOn w:val="887"/>
     <w:uiPriority w:val="99"/>
     <w:pPr>
       <w:pBdr/>
@@ -13802,9 +13854,9 @@
       </w:tcPr>
     </w:tblStylePr>
   </w:style>
-  <w:style w:type="table" w:styleId="70">
+  <w:style w:type="table" w:styleId="759">
     <w:name w:val="List Table 1 Light - Accent 2"/>
-    <w:basedOn w:val="665"/>
+    <w:basedOn w:val="887"/>
     <w:uiPriority w:val="99"/>
     <w:pPr>
       <w:pBdr/>
@@ -14018,9 +14070,9 @@
       </w:tcPr>
     </w:tblStylePr>
   </w:style>
-  <w:style w:type="table" w:styleId="71">
+  <w:style w:type="table" w:styleId="760">
     <w:name w:val="List Table 1 Light - Accent 3"/>
-    <w:basedOn w:val="665"/>
+    <w:basedOn w:val="887"/>
     <w:uiPriority w:val="99"/>
     <w:pPr>
       <w:pBdr/>
@@ -14234,9 +14286,9 @@
       </w:tcPr>
     </w:tblStylePr>
   </w:style>
-  <w:style w:type="table" w:styleId="72">
+  <w:style w:type="table" w:styleId="761">
     <w:name w:val="List Table 1 Light - Accent 4"/>
-    <w:basedOn w:val="665"/>
+    <w:basedOn w:val="887"/>
     <w:uiPriority w:val="99"/>
     <w:pPr>
       <w:pBdr/>
@@ -14450,9 +14502,9 @@
       </w:tcPr>
     </w:tblStylePr>
   </w:style>
-  <w:style w:type="table" w:styleId="73">
+  <w:style w:type="table" w:styleId="762">
     <w:name w:val="List Table 1 Light - Accent 5"/>
-    <w:basedOn w:val="665"/>
+    <w:basedOn w:val="887"/>
     <w:uiPriority w:val="99"/>
     <w:pPr>
       <w:pBdr/>
@@ -14666,9 +14718,9 @@
       </w:tcPr>
     </w:tblStylePr>
   </w:style>
-  <w:style w:type="table" w:styleId="74">
+  <w:style w:type="table" w:styleId="763">
     <w:name w:val="List Table 1 Light - Accent 6"/>
-    <w:basedOn w:val="665"/>
+    <w:basedOn w:val="887"/>
     <w:uiPriority w:val="99"/>
     <w:pPr>
       <w:pBdr/>
@@ -14882,9 +14934,9 @@
       </w:tcPr>
     </w:tblStylePr>
   </w:style>
-  <w:style w:type="table" w:styleId="75">
+  <w:style w:type="table" w:styleId="764">
     <w:name w:val="List Table 2"/>
-    <w:basedOn w:val="665"/>
+    <w:basedOn w:val="887"/>
     <w:uiPriority w:val="99"/>
     <w:pPr>
       <w:pBdr/>
@@ -15120,9 +15172,9 @@
       </w:tcPr>
     </w:tblStylePr>
   </w:style>
-  <w:style w:type="table" w:styleId="76">
+  <w:style w:type="table" w:styleId="765">
     <w:name w:val="List Table 2 - Accent 1"/>
-    <w:basedOn w:val="665"/>
+    <w:basedOn w:val="887"/>
     <w:uiPriority w:val="99"/>
     <w:pPr>
       <w:pBdr/>
@@ -15358,9 +15410,9 @@
       </w:tcPr>
     </w:tblStylePr>
   </w:style>
-  <w:style w:type="table" w:styleId="77">
+  <w:style w:type="table" w:styleId="766">
     <w:name w:val="List Table 2 - Accent 2"/>
-    <w:basedOn w:val="665"/>
+    <w:basedOn w:val="887"/>
     <w:uiPriority w:val="99"/>
     <w:pPr>
       <w:pBdr/>
@@ -15596,9 +15648,9 @@
       </w:tcPr>
     </w:tblStylePr>
   </w:style>
-  <w:style w:type="table" w:styleId="78">
+  <w:style w:type="table" w:styleId="767">
     <w:name w:val="List Table 2 - Accent 3"/>
-    <w:basedOn w:val="665"/>
+    <w:basedOn w:val="887"/>
     <w:uiPriority w:val="99"/>
     <w:pPr>
       <w:pBdr/>
@@ -15834,9 +15886,9 @@
       </w:tcPr>
     </w:tblStylePr>
   </w:style>
-  <w:style w:type="table" w:styleId="79">
+  <w:style w:type="table" w:styleId="768">
     <w:name w:val="List Table 2 - Accent 4"/>
-    <w:basedOn w:val="665"/>
+    <w:basedOn w:val="887"/>
     <w:uiPriority w:val="99"/>
     <w:pPr>
       <w:pBdr/>
@@ -16072,9 +16124,9 @@
       </w:tcPr>
     </w:tblStylePr>
   </w:style>
-  <w:style w:type="table" w:styleId="80">
+  <w:style w:type="table" w:styleId="769">
     <w:name w:val="List Table 2 - Accent 5"/>
-    <w:basedOn w:val="665"/>
+    <w:basedOn w:val="887"/>
     <w:uiPriority w:val="99"/>
     <w:pPr>
       <w:pBdr/>
@@ -16310,9 +16362,9 @@
       </w:tcPr>
     </w:tblStylePr>
   </w:style>
-  <w:style w:type="table" w:styleId="81">
+  <w:style w:type="table" w:styleId="770">
     <w:name w:val="List Table 2 - Accent 6"/>
-    <w:basedOn w:val="665"/>
+    <w:basedOn w:val="887"/>
     <w:uiPriority w:val="99"/>
     <w:pPr>
       <w:pBdr/>
@@ -16548,9 +16600,9 @@
       </w:tcPr>
     </w:tblStylePr>
   </w:style>
-  <w:style w:type="table" w:styleId="82">
+  <w:style w:type="table" w:styleId="771">
     <w:name w:val="List Table 3"/>
-    <w:basedOn w:val="665"/>
+    <w:basedOn w:val="887"/>
     <w:uiPriority w:val="99"/>
     <w:pPr>
       <w:pBdr/>
@@ -16776,9 +16828,9 @@
       </w:tcPr>
     </w:tblStylePr>
   </w:style>
-  <w:style w:type="table" w:styleId="83">
+  <w:style w:type="table" w:styleId="772">
     <w:name w:val="List Table 3 - Accent 1"/>
-    <w:basedOn w:val="665"/>
+    <w:basedOn w:val="887"/>
     <w:uiPriority w:val="99"/>
     <w:pPr>
       <w:pBdr/>
@@ -17004,9 +17056,9 @@
       </w:tcPr>
     </w:tblStylePr>
   </w:style>
-  <w:style w:type="table" w:styleId="84">
+  <w:style w:type="table" w:styleId="773">
     <w:name w:val="List Table 3 - Accent 2"/>
-    <w:basedOn w:val="665"/>
+    <w:basedOn w:val="887"/>
     <w:uiPriority w:val="99"/>
     <w:pPr>
       <w:pBdr/>
@@ -17232,9 +17284,9 @@
       </w:tcPr>
     </w:tblStylePr>
   </w:style>
-  <w:style w:type="table" w:styleId="85">
+  <w:style w:type="table" w:styleId="774">
     <w:name w:val="List Table 3 - Accent 3"/>
-    <w:basedOn w:val="665"/>
+    <w:basedOn w:val="887"/>
     <w:uiPriority w:val="99"/>
     <w:pPr>
       <w:pBdr/>
@@ -17460,9 +17512,9 @@
       </w:tcPr>
     </w:tblStylePr>
   </w:style>
-  <w:style w:type="table" w:styleId="86">
+  <w:style w:type="table" w:styleId="775">
     <w:name w:val="List Table 3 - Accent 4"/>
-    <w:basedOn w:val="665"/>
+    <w:basedOn w:val="887"/>
     <w:uiPriority w:val="99"/>
     <w:pPr>
       <w:pBdr/>
@@ -17688,9 +17740,9 @@
       </w:tcPr>
     </w:tblStylePr>
   </w:style>
-  <w:style w:type="table" w:styleId="87">
+  <w:style w:type="table" w:styleId="776">
     <w:name w:val="List Table 3 - Accent 5"/>
-    <w:basedOn w:val="665"/>
+    <w:basedOn w:val="887"/>
     <w:uiPriority w:val="99"/>
     <w:pPr>
       <w:pBdr/>
@@ -17916,9 +17968,9 @@
       </w:tcPr>
     </w:tblStylePr>
   </w:style>
-  <w:style w:type="table" w:styleId="88">
+  <w:style w:type="table" w:styleId="777">
     <w:name w:val="List Table 3 - Accent 6"/>
-    <w:basedOn w:val="665"/>
+    <w:basedOn w:val="887"/>
     <w:uiPriority w:val="99"/>
     <w:pPr>
       <w:pBdr/>
@@ -18144,9 +18196,9 @@
       </w:tcPr>
     </w:tblStylePr>
   </w:style>
-  <w:style w:type="table" w:styleId="89">
+  <w:style w:type="table" w:styleId="778">
     <w:name w:val="List Table 4"/>
-    <w:basedOn w:val="665"/>
+    <w:basedOn w:val="887"/>
     <w:uiPriority w:val="99"/>
     <w:pPr>
       <w:pBdr/>
@@ -18369,9 +18421,9 @@
       </w:tcPr>
     </w:tblStylePr>
   </w:style>
-  <w:style w:type="table" w:styleId="90">
+  <w:style w:type="table" w:styleId="779">
     <w:name w:val="List Table 4 - Accent 1"/>
-    <w:basedOn w:val="665"/>
+    <w:basedOn w:val="887"/>
     <w:uiPriority w:val="99"/>
     <w:pPr>
       <w:pBdr/>
@@ -18594,9 +18646,9 @@
       </w:tcPr>
     </w:tblStylePr>
   </w:style>
-  <w:style w:type="table" w:styleId="91">
+  <w:style w:type="table" w:styleId="780">
     <w:name w:val="List Table 4 - Accent 2"/>
-    <w:basedOn w:val="665"/>
+    <w:basedOn w:val="887"/>
     <w:uiPriority w:val="99"/>
     <w:pPr>
       <w:pBdr/>
@@ -18819,9 +18871,9 @@
       </w:tcPr>
     </w:tblStylePr>
   </w:style>
-  <w:style w:type="table" w:styleId="92">
+  <w:style w:type="table" w:styleId="781">
     <w:name w:val="List Table 4 - Accent 3"/>
-    <w:basedOn w:val="665"/>
+    <w:basedOn w:val="887"/>
     <w:uiPriority w:val="99"/>
     <w:pPr>
       <w:pBdr/>
@@ -19044,9 +19096,9 @@
       </w:tcPr>
     </w:tblStylePr>
   </w:style>
-  <w:style w:type="table" w:styleId="93">
+  <w:style w:type="table" w:styleId="782">
     <w:name w:val="List Table 4 - Accent 4"/>
-    <w:basedOn w:val="665"/>
+    <w:basedOn w:val="887"/>
     <w:uiPriority w:val="99"/>
     <w:pPr>
       <w:pBdr/>
@@ -19269,9 +19321,9 @@
       </w:tcPr>
     </w:tblStylePr>
   </w:style>
-  <w:style w:type="table" w:styleId="94">
+  <w:style w:type="table" w:styleId="783">
     <w:name w:val="List Table 4 - Accent 5"/>
-    <w:basedOn w:val="665"/>
+    <w:basedOn w:val="887"/>
     <w:uiPriority w:val="99"/>
     <w:pPr>
       <w:pBdr/>
@@ -19494,9 +19546,9 @@
       </w:tcPr>
     </w:tblStylePr>
   </w:style>
-  <w:style w:type="table" w:styleId="95">
+  <w:style w:type="table" w:styleId="784">
     <w:name w:val="List Table 4 - Accent 6"/>
-    <w:basedOn w:val="665"/>
+    <w:basedOn w:val="887"/>
     <w:uiPriority w:val="99"/>
     <w:pPr>
       <w:pBdr/>
@@ -19719,9 +19771,9 @@
       </w:tcPr>
     </w:tblStylePr>
   </w:style>
-  <w:style w:type="table" w:styleId="96">
+  <w:style w:type="table" w:styleId="785">
     <w:name w:val="List Table 5 Dark"/>
-    <w:basedOn w:val="665"/>
+    <w:basedOn w:val="887"/>
     <w:uiPriority w:val="99"/>
     <w:pPr>
       <w:pBdr/>
@@ -19961,9 +20013,9 @@
       </w:tcPr>
     </w:tblStylePr>
   </w:style>
-  <w:style w:type="table" w:styleId="97">
+  <w:style w:type="table" w:styleId="786">
     <w:name w:val="List Table 5 Dark - Accent 1"/>
-    <w:basedOn w:val="665"/>
+    <w:basedOn w:val="887"/>
     <w:uiPriority w:val="99"/>
     <w:pPr>
       <w:pBdr/>
@@ -20203,9 +20255,9 @@
       </w:tcPr>
     </w:tblStylePr>
   </w:style>
-  <w:style w:type="table" w:styleId="98">
+  <w:style w:type="table" w:styleId="787">
     <w:name w:val="List Table 5 Dark - Accent 2"/>
-    <w:basedOn w:val="665"/>
+    <w:basedOn w:val="887"/>
     <w:uiPriority w:val="99"/>
     <w:pPr>
       <w:pBdr/>
@@ -20445,9 +20497,9 @@
       </w:tcPr>
     </w:tblStylePr>
   </w:style>
-  <w:style w:type="table" w:styleId="99">
+  <w:style w:type="table" w:styleId="788">
     <w:name w:val="List Table 5 Dark - Accent 3"/>
-    <w:basedOn w:val="665"/>
+    <w:basedOn w:val="887"/>
     <w:uiPriority w:val="99"/>
     <w:pPr>
       <w:pBdr/>
@@ -20687,9 +20739,9 @@
       </w:tcPr>
     </w:tblStylePr>
   </w:style>
-  <w:style w:type="table" w:styleId="100">
+  <w:style w:type="table" w:styleId="789">
     <w:name w:val="List Table 5 Dark - Accent 4"/>
-    <w:basedOn w:val="665"/>
+    <w:basedOn w:val="887"/>
     <w:uiPriority w:val="99"/>
     <w:pPr>
       <w:pBdr/>
@@ -20929,9 +20981,9 @@
       </w:tcPr>
     </w:tblStylePr>
   </w:style>
-  <w:style w:type="table" w:styleId="101">
+  <w:style w:type="table" w:styleId="790">
     <w:name w:val="List Table 5 Dark - Accent 5"/>
-    <w:basedOn w:val="665"/>
+    <w:basedOn w:val="887"/>
     <w:uiPriority w:val="99"/>
     <w:pPr>
       <w:pBdr/>
@@ -21171,9 +21223,9 @@
       </w:tcPr>
     </w:tblStylePr>
   </w:style>
-  <w:style w:type="table" w:styleId="102">
+  <w:style w:type="table" w:styleId="791">
     <w:name w:val="List Table 5 Dark - Accent 6"/>
-    <w:basedOn w:val="665"/>
+    <w:basedOn w:val="887"/>
     <w:uiPriority w:val="99"/>
     <w:pPr>
       <w:pBdr/>
@@ -21413,9 +21465,9 @@
       </w:tcPr>
     </w:tblStylePr>
   </w:style>
-  <w:style w:type="table" w:styleId="103">
+  <w:style w:type="table" w:styleId="792">
     <w:name w:val="List Table 6 Colorful"/>
-    <w:basedOn w:val="665"/>
+    <w:basedOn w:val="887"/>
     <w:uiPriority w:val="99"/>
     <w:pPr>
       <w:pBdr/>
@@ -21636,9 +21688,9 @@
       </w:tcPr>
     </w:tblStylePr>
   </w:style>
-  <w:style w:type="table" w:styleId="104">
+  <w:style w:type="table" w:styleId="793">
     <w:name w:val="List Table 6 Colorful - Accent 1"/>
-    <w:basedOn w:val="665"/>
+    <w:basedOn w:val="887"/>
     <w:uiPriority w:val="99"/>
     <w:pPr>
       <w:pBdr/>
@@ -21859,9 +21911,9 @@
       </w:tcPr>
     </w:tblStylePr>
   </w:style>
-  <w:style w:type="table" w:styleId="105">
+  <w:style w:type="table" w:styleId="794">
     <w:name w:val="List Table 6 Colorful - Accent 2"/>
-    <w:basedOn w:val="665"/>
+    <w:basedOn w:val="887"/>
     <w:uiPriority w:val="99"/>
     <w:pPr>
       <w:pBdr/>
@@ -22082,9 +22134,9 @@
       </w:tcPr>
     </w:tblStylePr>
   </w:style>
-  <w:style w:type="table" w:styleId="106">
+  <w:style w:type="table" w:styleId="795">
     <w:name w:val="List Table 6 Colorful - Accent 3"/>
-    <w:basedOn w:val="665"/>
+    <w:basedOn w:val="887"/>
     <w:uiPriority w:val="99"/>
     <w:pPr>
       <w:pBdr/>
@@ -22305,9 +22357,9 @@
       </w:tcPr>
     </w:tblStylePr>
   </w:style>
-  <w:style w:type="table" w:styleId="107">
+  <w:style w:type="table" w:styleId="796">
     <w:name w:val="List Table 6 Colorful - Accent 4"/>
-    <w:basedOn w:val="665"/>
+    <w:basedOn w:val="887"/>
     <w:uiPriority w:val="99"/>
     <w:pPr>
       <w:pBdr/>
@@ -22528,9 +22580,9 @@
       </w:tcPr>
     </w:tblStylePr>
   </w:style>
-  <w:style w:type="table" w:styleId="108">
+  <w:style w:type="table" w:styleId="797">
     <w:name w:val="List Table 6 Colorful - Accent 5"/>
-    <w:basedOn w:val="665"/>
+    <w:basedOn w:val="887"/>
     <w:uiPriority w:val="99"/>
     <w:pPr>
       <w:pBdr/>
@@ -22751,9 +22803,9 @@
       </w:tcPr>
     </w:tblStylePr>
   </w:style>
-  <w:style w:type="table" w:styleId="109">
+  <w:style w:type="table" w:styleId="798">
     <w:name w:val="List Table 6 Colorful - Accent 6"/>
-    <w:basedOn w:val="665"/>
+    <w:basedOn w:val="887"/>
     <w:uiPriority w:val="99"/>
     <w:pPr>
       <w:pBdr/>
@@ -22974,9 +23026,9 @@
       </w:tcPr>
     </w:tblStylePr>
   </w:style>
-  <w:style w:type="table" w:styleId="110">
+  <w:style w:type="table" w:styleId="799">
     <w:name w:val="List Table 7 Colorful"/>
-    <w:basedOn w:val="665"/>
+    <w:basedOn w:val="887"/>
     <w:uiPriority w:val="99"/>
     <w:pPr>
       <w:pBdr/>
@@ -23075,11 +23127,11 @@
         <w:tblBorders/>
       </w:tblPr>
       <w:tcPr>
-        <w:shd w:color="ffffff"/>
+        <w:shd w:val="clear" w:color="ffffff"/>
         <w:tcBorders>
-          <w:top w:val="none"/>
-          <w:left w:val="none"/>
-          <w:bottom w:val="none"/>
+          <w:top w:val="none" w:color="000000" w:sz="4" w:space="0"/>
+          <w:left w:val="none" w:color="000000" w:sz="4" w:space="0"/>
+          <w:bottom w:val="none" w:color="000000" w:sz="4" w:space="0"/>
           <w:right w:val="single" w:color="000000" w:themeColor="text1" w:themeTint="80" w:sz="4" w:space="0"/>
         </w:tcBorders>
       </w:tcPr>
@@ -23102,10 +23154,10 @@
       <w:tcPr>
         <w:shd w:val="clear" w:color="ffffff" w:themeColor="light1" w:fill="ffffff" w:themeFill="light1"/>
         <w:tcBorders>
-          <w:top w:val="none"/>
-          <w:left w:val="none"/>
+          <w:top w:val="none" w:color="000000" w:sz="4" w:space="0"/>
+          <w:left w:val="none" w:color="000000" w:sz="4" w:space="0"/>
           <w:bottom w:val="single" w:color="000000" w:themeColor="text1" w:themeTint="80" w:sz="4" w:space="0"/>
-          <w:right w:val="none"/>
+          <w:right w:val="none" w:color="000000" w:sz="4" w:space="0"/>
         </w:tcBorders>
       </w:tcPr>
     </w:tblStylePr>
@@ -23125,12 +23177,12 @@
         <w:tblBorders/>
       </w:tblPr>
       <w:tcPr>
-        <w:shd w:color="ffffff"/>
+        <w:shd w:val="clear" w:color="ffffff"/>
         <w:tcBorders>
-          <w:top w:val="none"/>
+          <w:top w:val="none" w:color="000000" w:sz="4" w:space="0"/>
           <w:left w:val="single" w:color="000000" w:themeColor="text1" w:themeTint="80" w:sz="4" w:space="0"/>
-          <w:bottom w:val="none"/>
-          <w:right w:val="none"/>
+          <w:bottom w:val="none" w:color="000000" w:sz="4" w:space="0"/>
+          <w:right w:val="none" w:color="000000" w:sz="4" w:space="0"/>
         </w:tcBorders>
       </w:tcPr>
     </w:tblStylePr>
@@ -23153,9 +23205,9 @@
         <w:shd w:val="clear" w:color="ffffff" w:themeColor="light1" w:fill="ffffff" w:themeFill="light1"/>
         <w:tcBorders>
           <w:top w:val="single" w:color="000000" w:themeColor="text1" w:themeTint="80" w:sz="4" w:space="0"/>
-          <w:left w:val="none"/>
-          <w:bottom w:val="none"/>
-          <w:right w:val="none"/>
+          <w:left w:val="none" w:color="000000" w:sz="4" w:space="0"/>
+          <w:bottom w:val="none" w:color="000000" w:sz="4" w:space="0"/>
+          <w:right w:val="none" w:color="000000" w:sz="4" w:space="0"/>
         </w:tcBorders>
       </w:tcPr>
     </w:tblStylePr>
@@ -23230,9 +23282,9 @@
       </w:tcPr>
     </w:tblStylePr>
   </w:style>
-  <w:style w:type="table" w:styleId="111">
+  <w:style w:type="table" w:styleId="800">
     <w:name w:val="List Table 7 Colorful - Accent 1"/>
-    <w:basedOn w:val="665"/>
+    <w:basedOn w:val="887"/>
     <w:uiPriority w:val="99"/>
     <w:pPr>
       <w:pBdr/>
@@ -23331,11 +23383,11 @@
         <w:tblBorders/>
       </w:tblPr>
       <w:tcPr>
-        <w:shd w:color="ffffff"/>
+        <w:shd w:val="clear" w:color="ffffff"/>
         <w:tcBorders>
-          <w:top w:val="none"/>
-          <w:left w:val="none"/>
-          <w:bottom w:val="none"/>
+          <w:top w:val="none" w:color="000000" w:sz="4" w:space="0"/>
+          <w:left w:val="none" w:color="000000" w:sz="4" w:space="0"/>
+          <w:bottom w:val="none" w:color="000000" w:sz="4" w:space="0"/>
           <w:right w:val="single" w:color="000000" w:themeColor="accent1" w:sz="4" w:space="0"/>
         </w:tcBorders>
       </w:tcPr>
@@ -23358,10 +23410,10 @@
       <w:tcPr>
         <w:shd w:val="clear" w:color="ffffff" w:themeColor="light1" w:fill="ffffff" w:themeFill="light1"/>
         <w:tcBorders>
-          <w:top w:val="none"/>
-          <w:left w:val="none"/>
+          <w:top w:val="none" w:color="000000" w:sz="4" w:space="0"/>
+          <w:left w:val="none" w:color="000000" w:sz="4" w:space="0"/>
           <w:bottom w:val="single" w:color="000000" w:themeColor="accent1" w:sz="4" w:space="0"/>
-          <w:right w:val="none"/>
+          <w:right w:val="none" w:color="000000" w:sz="4" w:space="0"/>
         </w:tcBorders>
       </w:tcPr>
     </w:tblStylePr>
@@ -23381,12 +23433,12 @@
         <w:tblBorders/>
       </w:tblPr>
       <w:tcPr>
-        <w:shd w:color="ffffff"/>
+        <w:shd w:val="clear" w:color="ffffff"/>
         <w:tcBorders>
-          <w:top w:val="none"/>
+          <w:top w:val="none" w:color="000000" w:sz="4" w:space="0"/>
           <w:left w:val="single" w:color="000000" w:themeColor="accent1" w:sz="4" w:space="0"/>
-          <w:bottom w:val="none"/>
-          <w:right w:val="none"/>
+          <w:bottom w:val="none" w:color="000000" w:sz="4" w:space="0"/>
+          <w:right w:val="none" w:color="000000" w:sz="4" w:space="0"/>
         </w:tcBorders>
       </w:tcPr>
     </w:tblStylePr>
@@ -23409,9 +23461,9 @@
         <w:shd w:val="clear" w:color="ffffff" w:themeColor="light1" w:fill="ffffff" w:themeFill="light1"/>
         <w:tcBorders>
           <w:top w:val="single" w:color="000000" w:themeColor="accent1" w:sz="4" w:space="0"/>
-          <w:left w:val="none"/>
-          <w:bottom w:val="none"/>
-          <w:right w:val="none"/>
+          <w:left w:val="none" w:color="000000" w:sz="4" w:space="0"/>
+          <w:bottom w:val="none" w:color="000000" w:sz="4" w:space="0"/>
+          <w:right w:val="none" w:color="000000" w:sz="4" w:space="0"/>
         </w:tcBorders>
       </w:tcPr>
     </w:tblStylePr>
@@ -23486,9 +23538,9 @@
       </w:tcPr>
     </w:tblStylePr>
   </w:style>
-  <w:style w:type="table" w:styleId="112">
+  <w:style w:type="table" w:styleId="801">
     <w:name w:val="List Table 7 Colorful - Accent 2"/>
-    <w:basedOn w:val="665"/>
+    <w:basedOn w:val="887"/>
     <w:uiPriority w:val="99"/>
     <w:pPr>
       <w:pBdr/>
@@ -23587,11 +23639,11 @@
         <w:tblBorders/>
       </w:tblPr>
       <w:tcPr>
-        <w:shd w:color="ffffff"/>
+        <w:shd w:val="clear" w:color="ffffff"/>
         <w:tcBorders>
-          <w:top w:val="none"/>
-          <w:left w:val="none"/>
-          <w:bottom w:val="none"/>
+          <w:top w:val="none" w:color="000000" w:sz="4" w:space="0"/>
+          <w:left w:val="none" w:color="000000" w:sz="4" w:space="0"/>
+          <w:bottom w:val="none" w:color="000000" w:sz="4" w:space="0"/>
           <w:right w:val="single" w:color="000000" w:themeColor="accent2" w:themeTint="97" w:sz="4" w:space="0"/>
         </w:tcBorders>
       </w:tcPr>
@@ -23614,10 +23666,10 @@
       <w:tcPr>
         <w:shd w:val="clear" w:color="ffffff" w:themeColor="light1" w:fill="ffffff" w:themeFill="light1"/>
         <w:tcBorders>
-          <w:top w:val="none"/>
-          <w:left w:val="none"/>
+          <w:top w:val="none" w:color="000000" w:sz="4" w:space="0"/>
+          <w:left w:val="none" w:color="000000" w:sz="4" w:space="0"/>
           <w:bottom w:val="single" w:color="000000" w:themeColor="accent2" w:themeTint="97" w:sz="4" w:space="0"/>
-          <w:right w:val="none"/>
+          <w:right w:val="none" w:color="000000" w:sz="4" w:space="0"/>
         </w:tcBorders>
       </w:tcPr>
     </w:tblStylePr>
@@ -23637,12 +23689,12 @@
         <w:tblBorders/>
       </w:tblPr>
       <w:tcPr>
-        <w:shd w:color="ffffff"/>
+        <w:shd w:val="clear" w:color="ffffff"/>
         <w:tcBorders>
-          <w:top w:val="none"/>
+          <w:top w:val="none" w:color="000000" w:sz="4" w:space="0"/>
           <w:left w:val="single" w:color="000000" w:themeColor="accent2" w:themeTint="97" w:sz="4" w:space="0"/>
-          <w:bottom w:val="none"/>
-          <w:right w:val="none"/>
+          <w:bottom w:val="none" w:color="000000" w:sz="4" w:space="0"/>
+          <w:right w:val="none" w:color="000000" w:sz="4" w:space="0"/>
         </w:tcBorders>
       </w:tcPr>
     </w:tblStylePr>
@@ -23665,9 +23717,9 @@
         <w:shd w:val="clear" w:color="ffffff" w:themeColor="light1" w:fill="ffffff" w:themeFill="light1"/>
         <w:tcBorders>
           <w:top w:val="single" w:color="000000" w:themeColor="accent2" w:themeTint="97" w:sz="4" w:space="0"/>
-          <w:left w:val="none"/>
-          <w:bottom w:val="none"/>
-          <w:right w:val="none"/>
+          <w:left w:val="none" w:color="000000" w:sz="4" w:space="0"/>
+          <w:bottom w:val="none" w:color="000000" w:sz="4" w:space="0"/>
+          <w:right w:val="none" w:color="000000" w:sz="4" w:space="0"/>
         </w:tcBorders>
       </w:tcPr>
     </w:tblStylePr>
@@ -23742,9 +23794,9 @@
       </w:tcPr>
     </w:tblStylePr>
   </w:style>
-  <w:style w:type="table" w:styleId="113">
+  <w:style w:type="table" w:styleId="802">
     <w:name w:val="List Table 7 Colorful - Accent 3"/>
-    <w:basedOn w:val="665"/>
+    <w:basedOn w:val="887"/>
     <w:uiPriority w:val="99"/>
     <w:pPr>
       <w:pBdr/>
@@ -23843,11 +23895,11 @@
         <w:tblBorders/>
       </w:tblPr>
       <w:tcPr>
-        <w:shd w:color="ffffff"/>
+        <w:shd w:val="clear" w:color="ffffff"/>
         <w:tcBorders>
-          <w:top w:val="none"/>
-          <w:left w:val="none"/>
-          <w:bottom w:val="none"/>
+          <w:top w:val="none" w:color="000000" w:sz="4" w:space="0"/>
+          <w:left w:val="none" w:color="000000" w:sz="4" w:space="0"/>
+          <w:bottom w:val="none" w:color="000000" w:sz="4" w:space="0"/>
           <w:right w:val="single" w:color="000000" w:themeColor="accent3" w:themeTint="98" w:sz="4" w:space="0"/>
         </w:tcBorders>
       </w:tcPr>
@@ -23870,10 +23922,10 @@
       <w:tcPr>
         <w:shd w:val="clear" w:color="ffffff" w:themeColor="light1" w:fill="ffffff" w:themeFill="light1"/>
         <w:tcBorders>
-          <w:top w:val="none"/>
-          <w:left w:val="none"/>
+          <w:top w:val="none" w:color="000000" w:sz="4" w:space="0"/>
+          <w:left w:val="none" w:color="000000" w:sz="4" w:space="0"/>
           <w:bottom w:val="single" w:color="000000" w:themeColor="accent3" w:themeTint="98" w:sz="4" w:space="0"/>
-          <w:right w:val="none"/>
+          <w:right w:val="none" w:color="000000" w:sz="4" w:space="0"/>
         </w:tcBorders>
       </w:tcPr>
     </w:tblStylePr>
@@ -23893,12 +23945,12 @@
         <w:tblBorders/>
       </w:tblPr>
       <w:tcPr>
-        <w:shd w:color="ffffff"/>
+        <w:shd w:val="clear" w:color="ffffff"/>
         <w:tcBorders>
-          <w:top w:val="none"/>
+          <w:top w:val="none" w:color="000000" w:sz="4" w:space="0"/>
           <w:left w:val="single" w:color="000000" w:themeColor="accent3" w:themeTint="98" w:sz="4" w:space="0"/>
-          <w:bottom w:val="none"/>
-          <w:right w:val="none"/>
+          <w:bottom w:val="none" w:color="000000" w:sz="4" w:space="0"/>
+          <w:right w:val="none" w:color="000000" w:sz="4" w:space="0"/>
         </w:tcBorders>
       </w:tcPr>
     </w:tblStylePr>
@@ -23921,9 +23973,9 @@
         <w:shd w:val="clear" w:color="ffffff" w:themeColor="light1" w:fill="ffffff" w:themeFill="light1"/>
         <w:tcBorders>
           <w:top w:val="single" w:color="000000" w:themeColor="accent3" w:themeTint="98" w:sz="4" w:space="0"/>
-          <w:left w:val="none"/>
-          <w:bottom w:val="none"/>
-          <w:right w:val="none"/>
+          <w:left w:val="none" w:color="000000" w:sz="4" w:space="0"/>
+          <w:bottom w:val="none" w:color="000000" w:sz="4" w:space="0"/>
+          <w:right w:val="none" w:color="000000" w:sz="4" w:space="0"/>
         </w:tcBorders>
       </w:tcPr>
     </w:tblStylePr>
@@ -23998,9 +24050,9 @@
       </w:tcPr>
     </w:tblStylePr>
   </w:style>
-  <w:style w:type="table" w:styleId="114">
+  <w:style w:type="table" w:styleId="803">
     <w:name w:val="List Table 7 Colorful - Accent 4"/>
-    <w:basedOn w:val="665"/>
+    <w:basedOn w:val="887"/>
     <w:uiPriority w:val="99"/>
     <w:pPr>
       <w:pBdr/>
@@ -24099,11 +24151,11 @@
         <w:tblBorders/>
       </w:tblPr>
       <w:tcPr>
-        <w:shd w:color="ffffff"/>
+        <w:shd w:val="clear" w:color="ffffff"/>
         <w:tcBorders>
-          <w:top w:val="none"/>
-          <w:left w:val="none"/>
-          <w:bottom w:val="none"/>
+          <w:top w:val="none" w:color="000000" w:sz="4" w:space="0"/>
+          <w:left w:val="none" w:color="000000" w:sz="4" w:space="0"/>
+          <w:bottom w:val="none" w:color="000000" w:sz="4" w:space="0"/>
           <w:right w:val="single" w:color="000000" w:themeColor="accent4" w:themeTint="9A" w:sz="4" w:space="0"/>
         </w:tcBorders>
       </w:tcPr>
@@ -24126,10 +24178,10 @@
       <w:tcPr>
         <w:shd w:val="clear" w:color="ffffff" w:themeColor="light1" w:fill="ffffff" w:themeFill="light1"/>
         <w:tcBorders>
-          <w:top w:val="none"/>
-          <w:left w:val="none"/>
+          <w:top w:val="none" w:color="000000" w:sz="4" w:space="0"/>
+          <w:left w:val="none" w:color="000000" w:sz="4" w:space="0"/>
           <w:bottom w:val="single" w:color="000000" w:themeColor="accent4" w:themeTint="9A" w:sz="4" w:space="0"/>
-          <w:right w:val="none"/>
+          <w:right w:val="none" w:color="000000" w:sz="4" w:space="0"/>
         </w:tcBorders>
       </w:tcPr>
     </w:tblStylePr>
@@ -24149,12 +24201,12 @@
         <w:tblBorders/>
       </w:tblPr>
       <w:tcPr>
-        <w:shd w:color="ffffff"/>
+        <w:shd w:val="clear" w:color="ffffff"/>
         <w:tcBorders>
-          <w:top w:val="none"/>
+          <w:top w:val="none" w:color="000000" w:sz="4" w:space="0"/>
           <w:left w:val="single" w:color="000000" w:themeColor="accent4" w:themeTint="9A" w:sz="4" w:space="0"/>
-          <w:bottom w:val="none"/>
-          <w:right w:val="none"/>
+          <w:bottom w:val="none" w:color="000000" w:sz="4" w:space="0"/>
+          <w:right w:val="none" w:color="000000" w:sz="4" w:space="0"/>
         </w:tcBorders>
       </w:tcPr>
     </w:tblStylePr>
@@ -24177,9 +24229,9 @@
         <w:shd w:val="clear" w:color="ffffff" w:themeColor="light1" w:fill="ffffff" w:themeFill="light1"/>
         <w:tcBorders>
           <w:top w:val="single" w:color="000000" w:themeColor="accent4" w:themeTint="9A" w:sz="4" w:space="0"/>
-          <w:left w:val="none"/>
-          <w:bottom w:val="none"/>
-          <w:right w:val="none"/>
+          <w:left w:val="none" w:color="000000" w:sz="4" w:space="0"/>
+          <w:bottom w:val="none" w:color="000000" w:sz="4" w:space="0"/>
+          <w:right w:val="none" w:color="000000" w:sz="4" w:space="0"/>
         </w:tcBorders>
       </w:tcPr>
     </w:tblStylePr>
@@ -24254,9 +24306,9 @@
       </w:tcPr>
     </w:tblStylePr>
   </w:style>
-  <w:style w:type="table" w:styleId="115">
+  <w:style w:type="table" w:styleId="804">
     <w:name w:val="List Table 7 Colorful - Accent 5"/>
-    <w:basedOn w:val="665"/>
+    <w:basedOn w:val="887"/>
     <w:uiPriority w:val="99"/>
     <w:pPr>
       <w:pBdr/>
@@ -24355,11 +24407,11 @@
         <w:tblBorders/>
       </w:tblPr>
       <w:tcPr>
-        <w:shd w:color="ffffff"/>
+        <w:shd w:val="clear" w:color="ffffff"/>
         <w:tcBorders>
-          <w:top w:val="none"/>
-          <w:left w:val="none"/>
-          <w:bottom w:val="none"/>
+          <w:top w:val="none" w:color="000000" w:sz="4" w:space="0"/>
+          <w:left w:val="none" w:color="000000" w:sz="4" w:space="0"/>
+          <w:bottom w:val="none" w:color="000000" w:sz="4" w:space="0"/>
           <w:right w:val="single" w:color="000000" w:themeColor="accent5" w:themeTint="9A" w:sz="4" w:space="0"/>
         </w:tcBorders>
       </w:tcPr>
@@ -24382,10 +24434,10 @@
       <w:tcPr>
         <w:shd w:val="clear" w:color="ffffff" w:themeColor="light1" w:fill="ffffff" w:themeFill="light1"/>
         <w:tcBorders>
-          <w:top w:val="none"/>
-          <w:left w:val="none"/>
+          <w:top w:val="none" w:color="000000" w:sz="4" w:space="0"/>
+          <w:left w:val="none" w:color="000000" w:sz="4" w:space="0"/>
           <w:bottom w:val="single" w:color="000000" w:themeColor="accent5" w:themeTint="9A" w:sz="4" w:space="0"/>
-          <w:right w:val="none"/>
+          <w:right w:val="none" w:color="000000" w:sz="4" w:space="0"/>
         </w:tcBorders>
       </w:tcPr>
     </w:tblStylePr>
@@ -24405,12 +24457,12 @@
         <w:tblBorders/>
       </w:tblPr>
       <w:tcPr>
-        <w:shd w:color="ffffff"/>
+        <w:shd w:val="clear" w:color="ffffff"/>
         <w:tcBorders>
-          <w:top w:val="none"/>
+          <w:top w:val="none" w:color="000000" w:sz="4" w:space="0"/>
           <w:left w:val="single" w:color="000000" w:themeColor="accent5" w:themeTint="9A" w:sz="4" w:space="0"/>
-          <w:bottom w:val="none"/>
-          <w:right w:val="none"/>
+          <w:bottom w:val="none" w:color="000000" w:sz="4" w:space="0"/>
+          <w:right w:val="none" w:color="000000" w:sz="4" w:space="0"/>
         </w:tcBorders>
       </w:tcPr>
     </w:tblStylePr>
@@ -24433,9 +24485,9 @@
         <w:shd w:val="clear" w:color="ffffff" w:themeColor="light1" w:fill="ffffff" w:themeFill="light1"/>
         <w:tcBorders>
           <w:top w:val="single" w:color="000000" w:themeColor="accent5" w:themeTint="9A" w:sz="4" w:space="0"/>
-          <w:left w:val="none"/>
-          <w:bottom w:val="none"/>
-          <w:right w:val="none"/>
+          <w:left w:val="none" w:color="000000" w:sz="4" w:space="0"/>
+          <w:bottom w:val="none" w:color="000000" w:sz="4" w:space="0"/>
+          <w:right w:val="none" w:color="000000" w:sz="4" w:space="0"/>
         </w:tcBorders>
       </w:tcPr>
     </w:tblStylePr>
@@ -24510,9 +24562,9 @@
       </w:tcPr>
     </w:tblStylePr>
   </w:style>
-  <w:style w:type="table" w:styleId="116">
+  <w:style w:type="table" w:styleId="805">
     <w:name w:val="List Table 7 Colorful - Accent 6"/>
-    <w:basedOn w:val="665"/>
+    <w:basedOn w:val="887"/>
     <w:uiPriority w:val="99"/>
     <w:pPr>
       <w:pBdr/>
@@ -24611,11 +24663,11 @@
         <w:tblBorders/>
       </w:tblPr>
       <w:tcPr>
-        <w:shd w:color="ffffff"/>
+        <w:shd w:val="clear" w:color="ffffff"/>
         <w:tcBorders>
-          <w:top w:val="none"/>
-          <w:left w:val="none"/>
-          <w:bottom w:val="none"/>
+          <w:top w:val="none" w:color="000000" w:sz="4" w:space="0"/>
+          <w:left w:val="none" w:color="000000" w:sz="4" w:space="0"/>
+          <w:bottom w:val="none" w:color="000000" w:sz="4" w:space="0"/>
           <w:right w:val="single" w:color="000000" w:themeColor="accent6" w:themeTint="98" w:sz="4" w:space="0"/>
         </w:tcBorders>
       </w:tcPr>
@@ -24638,10 +24690,10 @@
       <w:tcPr>
         <w:shd w:val="clear" w:color="ffffff" w:themeColor="light1" w:fill="ffffff" w:themeFill="light1"/>
         <w:tcBorders>
-          <w:top w:val="none"/>
-          <w:left w:val="none"/>
+          <w:top w:val="none" w:color="000000" w:sz="4" w:space="0"/>
+          <w:left w:val="none" w:color="000000" w:sz="4" w:space="0"/>
           <w:bottom w:val="single" w:color="000000" w:themeColor="accent6" w:themeTint="98" w:sz="4" w:space="0"/>
-          <w:right w:val="none"/>
+          <w:right w:val="none" w:color="000000" w:sz="4" w:space="0"/>
         </w:tcBorders>
       </w:tcPr>
     </w:tblStylePr>
@@ -24661,12 +24713,12 @@
         <w:tblBorders/>
       </w:tblPr>
       <w:tcPr>
-        <w:shd w:color="ffffff"/>
+        <w:shd w:val="clear" w:color="ffffff"/>
         <w:tcBorders>
-          <w:top w:val="none"/>
+          <w:top w:val="none" w:color="000000" w:sz="4" w:space="0"/>
           <w:left w:val="single" w:color="000000" w:themeColor="accent6" w:themeTint="98" w:sz="4" w:space="0"/>
-          <w:bottom w:val="none"/>
-          <w:right w:val="none"/>
+          <w:bottom w:val="none" w:color="000000" w:sz="4" w:space="0"/>
+          <w:right w:val="none" w:color="000000" w:sz="4" w:space="0"/>
         </w:tcBorders>
       </w:tcPr>
     </w:tblStylePr>
@@ -24689,9 +24741,9 @@
         <w:shd w:val="clear" w:color="ffffff" w:themeColor="light1" w:fill="ffffff" w:themeFill="light1"/>
         <w:tcBorders>
           <w:top w:val="single" w:color="000000" w:themeColor="accent6" w:themeTint="98" w:sz="4" w:space="0"/>
-          <w:left w:val="none"/>
-          <w:bottom w:val="none"/>
-          <w:right w:val="none"/>
+          <w:left w:val="none" w:color="000000" w:sz="4" w:space="0"/>
+          <w:bottom w:val="none" w:color="000000" w:sz="4" w:space="0"/>
+          <w:right w:val="none" w:color="000000" w:sz="4" w:space="0"/>
         </w:tcBorders>
       </w:tcPr>
     </w:tblStylePr>
@@ -24766,9 +24818,9 @@
       </w:tcPr>
     </w:tblStylePr>
   </w:style>
-  <w:style w:type="table" w:styleId="117">
+  <w:style w:type="table" w:styleId="806">
     <w:name w:val="Lined - Accent"/>
-    <w:basedOn w:val="665"/>
+    <w:basedOn w:val="887"/>
     <w:uiPriority w:val="99"/>
     <w:pPr>
       <w:pBdr/>
@@ -25003,9 +25055,9 @@
       </w:tcPr>
     </w:tblStylePr>
   </w:style>
-  <w:style w:type="table" w:styleId="118">
+  <w:style w:type="table" w:styleId="807">
     <w:name w:val="Lined - Accent 1"/>
-    <w:basedOn w:val="665"/>
+    <w:basedOn w:val="887"/>
     <w:uiPriority w:val="99"/>
     <w:pPr>
       <w:pBdr/>
@@ -25240,9 +25292,9 @@
       </w:tcPr>
     </w:tblStylePr>
   </w:style>
-  <w:style w:type="table" w:styleId="119">
+  <w:style w:type="table" w:styleId="808">
     <w:name w:val="Lined - Accent 2"/>
-    <w:basedOn w:val="665"/>
+    <w:basedOn w:val="887"/>
     <w:uiPriority w:val="99"/>
     <w:pPr>
       <w:pBdr/>
@@ -25477,9 +25529,9 @@
       </w:tcPr>
     </w:tblStylePr>
   </w:style>
-  <w:style w:type="table" w:styleId="120">
+  <w:style w:type="table" w:styleId="809">
     <w:name w:val="Lined - Accent 3"/>
-    <w:basedOn w:val="665"/>
+    <w:basedOn w:val="887"/>
     <w:uiPriority w:val="99"/>
     <w:pPr>
       <w:pBdr/>
@@ -25714,9 +25766,9 @@
       </w:tcPr>
     </w:tblStylePr>
   </w:style>
-  <w:style w:type="table" w:styleId="121">
+  <w:style w:type="table" w:styleId="810">
     <w:name w:val="Lined - Accent 4"/>
-    <w:basedOn w:val="665"/>
+    <w:basedOn w:val="887"/>
     <w:uiPriority w:val="99"/>
     <w:pPr>
       <w:pBdr/>
@@ -25951,9 +26003,9 @@
       </w:tcPr>
     </w:tblStylePr>
   </w:style>
-  <w:style w:type="table" w:styleId="122">
+  <w:style w:type="table" w:styleId="811">
     <w:name w:val="Lined - Accent 5"/>
-    <w:basedOn w:val="665"/>
+    <w:basedOn w:val="887"/>
     <w:uiPriority w:val="99"/>
     <w:pPr>
       <w:pBdr/>
@@ -26188,9 +26240,9 @@
       </w:tcPr>
     </w:tblStylePr>
   </w:style>
-  <w:style w:type="table" w:styleId="123">
+  <w:style w:type="table" w:styleId="812">
     <w:name w:val="Lined - Accent 6"/>
-    <w:basedOn w:val="665"/>
+    <w:basedOn w:val="887"/>
     <w:uiPriority w:val="99"/>
     <w:pPr>
       <w:pBdr/>
@@ -26425,9 +26477,9 @@
       </w:tcPr>
     </w:tblStylePr>
   </w:style>
-  <w:style w:type="table" w:styleId="124">
+  <w:style w:type="table" w:styleId="813">
     <w:name w:val="Bordered &amp; Lined - Accent"/>
-    <w:basedOn w:val="665"/>
+    <w:basedOn w:val="887"/>
     <w:uiPriority w:val="99"/>
     <w:pPr>
       <w:pBdr/>
@@ -26669,9 +26721,9 @@
       </w:tcPr>
     </w:tblStylePr>
   </w:style>
-  <w:style w:type="table" w:styleId="125">
+  <w:style w:type="table" w:styleId="814">
     <w:name w:val="Bordered &amp; Lined - Accent 1"/>
-    <w:basedOn w:val="665"/>
+    <w:basedOn w:val="887"/>
     <w:uiPriority w:val="99"/>
     <w:pPr>
       <w:pBdr/>
@@ -26913,9 +26965,9 @@
       </w:tcPr>
     </w:tblStylePr>
   </w:style>
-  <w:style w:type="table" w:styleId="126">
+  <w:style w:type="table" w:styleId="815">
     <w:name w:val="Bordered &amp; Lined - Accent 2"/>
-    <w:basedOn w:val="665"/>
+    <w:basedOn w:val="887"/>
     <w:uiPriority w:val="99"/>
     <w:pPr>
       <w:pBdr/>
@@ -27157,9 +27209,9 @@
       </w:tcPr>
     </w:tblStylePr>
   </w:style>
-  <w:style w:type="table" w:styleId="127">
+  <w:style w:type="table" w:styleId="816">
     <w:name w:val="Bordered &amp; Lined - Accent 3"/>
-    <w:basedOn w:val="665"/>
+    <w:basedOn w:val="887"/>
     <w:uiPriority w:val="99"/>
     <w:pPr>
       <w:pBdr/>
@@ -27401,9 +27453,9 @@
       </w:tcPr>
     </w:tblStylePr>
   </w:style>
-  <w:style w:type="table" w:styleId="128">
+  <w:style w:type="table" w:styleId="817">
     <w:name w:val="Bordered &amp; Lined - Accent 4"/>
-    <w:basedOn w:val="665"/>
+    <w:basedOn w:val="887"/>
     <w:uiPriority w:val="99"/>
     <w:pPr>
       <w:pBdr/>
@@ -27645,9 +27697,9 @@
       </w:tcPr>
     </w:tblStylePr>
   </w:style>
-  <w:style w:type="table" w:styleId="129">
+  <w:style w:type="table" w:styleId="818">
     <w:name w:val="Bordered &amp; Lined - Accent 5"/>
-    <w:basedOn w:val="665"/>
+    <w:basedOn w:val="887"/>
     <w:uiPriority w:val="99"/>
     <w:pPr>
       <w:pBdr/>
@@ -27889,9 +27941,9 @@
       </w:tcPr>
     </w:tblStylePr>
   </w:style>
-  <w:style w:type="table" w:styleId="130">
+  <w:style w:type="table" w:styleId="819">
     <w:name w:val="Bordered &amp; Lined - Accent 6"/>
-    <w:basedOn w:val="665"/>
+    <w:basedOn w:val="887"/>
     <w:uiPriority w:val="99"/>
     <w:pPr>
       <w:pBdr/>
@@ -28133,9 +28185,9 @@
       </w:tcPr>
     </w:tblStylePr>
   </w:style>
-  <w:style w:type="table" w:styleId="131">
+  <w:style w:type="table" w:styleId="820">
     <w:name w:val="Bordered"/>
-    <w:basedOn w:val="665"/>
+    <w:basedOn w:val="887"/>
     <w:uiPriority w:val="99"/>
     <w:pPr>
       <w:pBdr/>
@@ -28364,9 +28416,9 @@
       </w:tcPr>
     </w:tblStylePr>
   </w:style>
-  <w:style w:type="table" w:styleId="132">
+  <w:style w:type="table" w:styleId="821">
     <w:name w:val="Bordered - Accent 1"/>
-    <w:basedOn w:val="665"/>
+    <w:basedOn w:val="887"/>
     <w:uiPriority w:val="99"/>
     <w:pPr>
       <w:pBdr/>
@@ -28595,9 +28647,9 @@
       </w:tcPr>
     </w:tblStylePr>
   </w:style>
-  <w:style w:type="table" w:styleId="133">
+  <w:style w:type="table" w:styleId="822">
     <w:name w:val="Bordered - Accent 2"/>
-    <w:basedOn w:val="665"/>
+    <w:basedOn w:val="887"/>
     <w:uiPriority w:val="99"/>
     <w:pPr>
       <w:pBdr/>
@@ -28826,9 +28878,9 @@
       </w:tcPr>
     </w:tblStylePr>
   </w:style>
-  <w:style w:type="table" w:styleId="134">
+  <w:style w:type="table" w:styleId="823">
     <w:name w:val="Bordered - Accent 3"/>
-    <w:basedOn w:val="665"/>
+    <w:basedOn w:val="887"/>
     <w:uiPriority w:val="99"/>
     <w:pPr>
       <w:pBdr/>
@@ -29057,9 +29109,9 @@
       </w:tcPr>
     </w:tblStylePr>
   </w:style>
-  <w:style w:type="table" w:styleId="135">
+  <w:style w:type="table" w:styleId="824">
     <w:name w:val="Bordered - Accent 4"/>
-    <w:basedOn w:val="665"/>
+    <w:basedOn w:val="887"/>
     <w:uiPriority w:val="99"/>
     <w:pPr>
       <w:pBdr/>
@@ -29288,9 +29340,9 @@
       </w:tcPr>
     </w:tblStylePr>
   </w:style>
-  <w:style w:type="table" w:styleId="136">
+  <w:style w:type="table" w:styleId="825">
     <w:name w:val="Bordered - Accent 5"/>
-    <w:basedOn w:val="665"/>
+    <w:basedOn w:val="887"/>
     <w:uiPriority w:val="99"/>
     <w:pPr>
       <w:pBdr/>
@@ -29519,9 +29571,9 @@
       </w:tcPr>
     </w:tblStylePr>
   </w:style>
-  <w:style w:type="table" w:styleId="137">
+  <w:style w:type="table" w:styleId="826">
     <w:name w:val="Bordered - Accent 6"/>
-    <w:basedOn w:val="665"/>
+    <w:basedOn w:val="887"/>
     <w:uiPriority w:val="99"/>
     <w:pPr>
       <w:pBdr/>
@@ -29750,11 +29802,11 @@
       </w:tcPr>
     </w:tblStylePr>
   </w:style>
-  <w:style w:type="paragraph" w:styleId="139">
+  <w:style w:type="paragraph" w:styleId="827">
     <w:name w:val="Heading 1"/>
-    <w:basedOn w:val="664"/>
-    <w:next w:val="664"/>
-    <w:link w:val="150"/>
+    <w:basedOn w:val="886"/>
+    <w:next w:val="886"/>
+    <w:link w:val="837"/>
     <w:uiPriority w:val="9"/>
     <w:qFormat/>
     <w:pPr>
@@ -29772,11 +29824,11 @@
       <w:szCs w:val="40"/>
     </w:rPr>
   </w:style>
-  <w:style w:type="paragraph" w:styleId="140">
+  <w:style w:type="paragraph" w:styleId="828">
     <w:name w:val="Heading 2"/>
-    <w:basedOn w:val="664"/>
-    <w:next w:val="664"/>
-    <w:link w:val="151"/>
+    <w:basedOn w:val="886"/>
+    <w:next w:val="886"/>
+    <w:link w:val="838"/>
     <w:uiPriority w:val="9"/>
     <w:unhideWhenUsed/>
     <w:qFormat/>
@@ -29795,11 +29847,11 @@
       <w:szCs w:val="32"/>
     </w:rPr>
   </w:style>
-  <w:style w:type="paragraph" w:styleId="141">
+  <w:style w:type="paragraph" w:styleId="829">
     <w:name w:val="Heading 3"/>
-    <w:basedOn w:val="664"/>
-    <w:next w:val="664"/>
-    <w:link w:val="152"/>
+    <w:basedOn w:val="886"/>
+    <w:next w:val="886"/>
+    <w:link w:val="839"/>
     <w:uiPriority w:val="9"/>
     <w:unhideWhenUsed/>
     <w:qFormat/>
@@ -29818,11 +29870,11 @@
       <w:szCs w:val="28"/>
     </w:rPr>
   </w:style>
-  <w:style w:type="paragraph" w:styleId="142">
+  <w:style w:type="paragraph" w:styleId="830">
     <w:name w:val="Heading 4"/>
-    <w:basedOn w:val="664"/>
-    <w:next w:val="664"/>
-    <w:link w:val="153"/>
+    <w:basedOn w:val="886"/>
+    <w:next w:val="886"/>
+    <w:link w:val="840"/>
     <w:uiPriority w:val="9"/>
     <w:unhideWhenUsed/>
     <w:qFormat/>
@@ -29841,11 +29893,11 @@
       <w:color w:val="0f4761" w:themeColor="accent1" w:themeShade="BF"/>
     </w:rPr>
   </w:style>
-  <w:style w:type="paragraph" w:styleId="143">
+  <w:style w:type="paragraph" w:styleId="831">
     <w:name w:val="Heading 5"/>
-    <w:basedOn w:val="664"/>
-    <w:next w:val="664"/>
-    <w:link w:val="154"/>
+    <w:basedOn w:val="886"/>
+    <w:next w:val="886"/>
+    <w:link w:val="841"/>
     <w:uiPriority w:val="9"/>
     <w:unhideWhenUsed/>
     <w:qFormat/>
@@ -29862,11 +29914,11 @@
       <w:color w:val="0f4761" w:themeColor="accent1" w:themeShade="BF"/>
     </w:rPr>
   </w:style>
-  <w:style w:type="paragraph" w:styleId="144">
+  <w:style w:type="paragraph" w:styleId="832">
     <w:name w:val="Heading 6"/>
-    <w:basedOn w:val="664"/>
-    <w:next w:val="664"/>
-    <w:link w:val="155"/>
+    <w:basedOn w:val="886"/>
+    <w:next w:val="886"/>
+    <w:link w:val="842"/>
     <w:uiPriority w:val="9"/>
     <w:unhideWhenUsed/>
     <w:qFormat/>
@@ -29885,11 +29937,11 @@
       <w:color w:val="595959" w:themeColor="text1" w:themeTint="A6"/>
     </w:rPr>
   </w:style>
-  <w:style w:type="paragraph" w:styleId="145">
+  <w:style w:type="paragraph" w:styleId="833">
     <w:name w:val="Heading 7"/>
-    <w:basedOn w:val="664"/>
-    <w:next w:val="664"/>
-    <w:link w:val="156"/>
+    <w:basedOn w:val="886"/>
+    <w:next w:val="886"/>
+    <w:link w:val="843"/>
     <w:uiPriority w:val="9"/>
     <w:unhideWhenUsed/>
     <w:qFormat/>
@@ -29906,11 +29958,11 @@
       <w:color w:val="595959" w:themeColor="text1" w:themeTint="A6"/>
     </w:rPr>
   </w:style>
-  <w:style w:type="paragraph" w:styleId="146">
+  <w:style w:type="paragraph" w:styleId="834">
     <w:name w:val="Heading 8"/>
-    <w:basedOn w:val="664"/>
-    <w:next w:val="664"/>
-    <w:link w:val="157"/>
+    <w:basedOn w:val="886"/>
+    <w:next w:val="886"/>
+    <w:link w:val="844"/>
     <w:uiPriority w:val="9"/>
     <w:unhideWhenUsed/>
     <w:qFormat/>
@@ -29929,11 +29981,11 @@
       <w:color w:val="272727" w:themeColor="text1" w:themeTint="D8"/>
     </w:rPr>
   </w:style>
-  <w:style w:type="paragraph" w:styleId="147">
+  <w:style w:type="paragraph" w:styleId="835">
     <w:name w:val="Heading 9"/>
-    <w:basedOn w:val="664"/>
-    <w:next w:val="664"/>
-    <w:link w:val="158"/>
+    <w:basedOn w:val="886"/>
+    <w:next w:val="886"/>
+    <w:link w:val="845"/>
     <w:uiPriority w:val="9"/>
     <w:unhideWhenUsed/>
     <w:qFormat/>
@@ -29952,7 +30004,7 @@
       <w:color w:val="272727" w:themeColor="text1" w:themeTint="D8"/>
     </w:rPr>
   </w:style>
-  <w:style w:type="character" w:styleId="148" w:default="1">
+  <w:style w:type="character" w:styleId="836" w:default="1">
     <w:name w:val="Default Paragraph Font"/>
     <w:uiPriority w:val="1"/>
     <w:semiHidden/>
@@ -29963,10 +30015,10 @@
       <w:ind/>
     </w:pPr>
   </w:style>
-  <w:style w:type="character" w:styleId="150">
+  <w:style w:type="character" w:styleId="837">
     <w:name w:val="Heading 1 Char"/>
-    <w:basedOn w:val="148"/>
-    <w:link w:val="139"/>
+    <w:basedOn w:val="836"/>
+    <w:link w:val="827"/>
     <w:uiPriority w:val="9"/>
     <w:pPr>
       <w:pBdr/>
@@ -29980,10 +30032,10 @@
       <w:szCs w:val="40"/>
     </w:rPr>
   </w:style>
-  <w:style w:type="character" w:styleId="151">
+  <w:style w:type="character" w:styleId="838">
     <w:name w:val="Heading 2 Char"/>
-    <w:basedOn w:val="148"/>
-    <w:link w:val="140"/>
+    <w:basedOn w:val="836"/>
+    <w:link w:val="828"/>
     <w:uiPriority w:val="9"/>
     <w:pPr>
       <w:pBdr/>
@@ -29997,10 +30049,10 @@
       <w:szCs w:val="32"/>
     </w:rPr>
   </w:style>
-  <w:style w:type="character" w:styleId="152">
+  <w:style w:type="character" w:styleId="839">
     <w:name w:val="Heading 3 Char"/>
-    <w:basedOn w:val="148"/>
-    <w:link w:val="141"/>
+    <w:basedOn w:val="836"/>
+    <w:link w:val="829"/>
     <w:uiPriority w:val="9"/>
     <w:pPr>
       <w:pBdr/>
@@ -30014,10 +30066,10 @@
       <w:szCs w:val="28"/>
     </w:rPr>
   </w:style>
-  <w:style w:type="character" w:styleId="153">
+  <w:style w:type="character" w:styleId="840">
     <w:name w:val="Heading 4 Char"/>
-    <w:basedOn w:val="148"/>
-    <w:link w:val="142"/>
+    <w:basedOn w:val="836"/>
+    <w:link w:val="830"/>
     <w:uiPriority w:val="9"/>
     <w:pPr>
       <w:pBdr/>
@@ -30031,10 +30083,10 @@
       <w:color w:val="0f4761" w:themeColor="accent1" w:themeShade="BF"/>
     </w:rPr>
   </w:style>
-  <w:style w:type="character" w:styleId="154">
+  <w:style w:type="character" w:styleId="841">
     <w:name w:val="Heading 5 Char"/>
-    <w:basedOn w:val="148"/>
-    <w:link w:val="143"/>
+    <w:basedOn w:val="836"/>
+    <w:link w:val="831"/>
     <w:uiPriority w:val="9"/>
     <w:pPr>
       <w:pBdr/>
@@ -30046,10 +30098,10 @@
       <w:color w:val="0f4761" w:themeColor="accent1" w:themeShade="BF"/>
     </w:rPr>
   </w:style>
-  <w:style w:type="character" w:styleId="155">
+  <w:style w:type="character" w:styleId="842">
     <w:name w:val="Heading 6 Char"/>
-    <w:basedOn w:val="148"/>
-    <w:link w:val="144"/>
+    <w:basedOn w:val="836"/>
+    <w:link w:val="832"/>
     <w:uiPriority w:val="9"/>
     <w:pPr>
       <w:pBdr/>
@@ -30063,10 +30115,10 @@
       <w:color w:val="595959" w:themeColor="text1" w:themeTint="A6"/>
     </w:rPr>
   </w:style>
-  <w:style w:type="character" w:styleId="156">
+  <w:style w:type="character" w:styleId="843">
     <w:name w:val="Heading 7 Char"/>
-    <w:basedOn w:val="148"/>
-    <w:link w:val="145"/>
+    <w:basedOn w:val="836"/>
+    <w:link w:val="833"/>
     <w:uiPriority w:val="9"/>
     <w:pPr>
       <w:pBdr/>
@@ -30078,10 +30130,10 @@
       <w:color w:val="595959" w:themeColor="text1" w:themeTint="A6"/>
     </w:rPr>
   </w:style>
-  <w:style w:type="character" w:styleId="157">
+  <w:style w:type="character" w:styleId="844">
     <w:name w:val="Heading 8 Char"/>
-    <w:basedOn w:val="148"/>
-    <w:link w:val="146"/>
+    <w:basedOn w:val="836"/>
+    <w:link w:val="834"/>
     <w:uiPriority w:val="9"/>
     <w:pPr>
       <w:pBdr/>
@@ -30095,10 +30147,10 @@
       <w:color w:val="272727" w:themeColor="text1" w:themeTint="D8"/>
     </w:rPr>
   </w:style>
-  <w:style w:type="character" w:styleId="158">
+  <w:style w:type="character" w:styleId="845">
     <w:name w:val="Heading 9 Char"/>
-    <w:basedOn w:val="148"/>
-    <w:link w:val="147"/>
+    <w:basedOn w:val="836"/>
+    <w:link w:val="835"/>
     <w:uiPriority w:val="9"/>
     <w:pPr>
       <w:pBdr/>
@@ -30112,11 +30164,11 @@
       <w:color w:val="272727" w:themeColor="text1" w:themeTint="D8"/>
     </w:rPr>
   </w:style>
-  <w:style w:type="paragraph" w:styleId="159">
+  <w:style w:type="paragraph" w:styleId="846">
     <w:name w:val="Title"/>
-    <w:basedOn w:val="664"/>
-    <w:next w:val="664"/>
-    <w:link w:val="160"/>
+    <w:basedOn w:val="886"/>
+    <w:next w:val="886"/>
+    <w:link w:val="847"/>
     <w:uiPriority w:val="10"/>
     <w:qFormat/>
     <w:pPr>
@@ -30132,10 +30184,10 @@
       <w:szCs w:val="56"/>
     </w:rPr>
   </w:style>
-  <w:style w:type="character" w:styleId="160">
+  <w:style w:type="character" w:styleId="847">
     <w:name w:val="Title Char"/>
-    <w:basedOn w:val="148"/>
-    <w:link w:val="159"/>
+    <w:basedOn w:val="836"/>
+    <w:link w:val="846"/>
     <w:uiPriority w:val="10"/>
     <w:pPr>
       <w:pBdr/>
@@ -30149,11 +30201,11 @@
       <w:szCs w:val="56"/>
     </w:rPr>
   </w:style>
-  <w:style w:type="paragraph" w:styleId="161">
+  <w:style w:type="paragraph" w:styleId="848">
     <w:name w:val="Subtitle"/>
-    <w:basedOn w:val="664"/>
-    <w:next w:val="664"/>
-    <w:link w:val="162"/>
+    <w:basedOn w:val="886"/>
+    <w:next w:val="886"/>
+    <w:link w:val="849"/>
     <w:uiPriority w:val="11"/>
     <w:qFormat/>
     <w:pPr>
@@ -30171,10 +30223,10 @@
       <w:szCs w:val="28"/>
     </w:rPr>
   </w:style>
-  <w:style w:type="character" w:styleId="162">
+  <w:style w:type="character" w:styleId="849">
     <w:name w:val="Subtitle Char"/>
-    <w:basedOn w:val="148"/>
-    <w:link w:val="161"/>
+    <w:basedOn w:val="836"/>
+    <w:link w:val="848"/>
     <w:uiPriority w:val="11"/>
     <w:pPr>
       <w:pBdr/>
@@ -30188,11 +30240,11 @@
       <w:szCs w:val="28"/>
     </w:rPr>
   </w:style>
-  <w:style w:type="paragraph" w:styleId="163">
+  <w:style w:type="paragraph" w:styleId="850">
     <w:name w:val="Quote"/>
-    <w:basedOn w:val="664"/>
-    <w:next w:val="664"/>
-    <w:link w:val="164"/>
+    <w:basedOn w:val="886"/>
+    <w:next w:val="886"/>
+    <w:link w:val="851"/>
     <w:uiPriority w:val="29"/>
     <w:qFormat/>
     <w:pPr>
@@ -30207,10 +30259,10 @@
       <w:color w:val="404040" w:themeColor="text1" w:themeTint="BF"/>
     </w:rPr>
   </w:style>
-  <w:style w:type="character" w:styleId="164">
+  <w:style w:type="character" w:styleId="851">
     <w:name w:val="Quote Char"/>
-    <w:basedOn w:val="148"/>
-    <w:link w:val="163"/>
+    <w:basedOn w:val="836"/>
+    <w:link w:val="850"/>
     <w:uiPriority w:val="29"/>
     <w:pPr>
       <w:pBdr/>
@@ -30223,9 +30275,9 @@
       <w:color w:val="404040" w:themeColor="text1" w:themeTint="BF"/>
     </w:rPr>
   </w:style>
-  <w:style w:type="character" w:styleId="166">
+  <w:style w:type="character" w:styleId="852">
     <w:name w:val="Intense Emphasis"/>
-    <w:basedOn w:val="148"/>
+    <w:basedOn w:val="836"/>
     <w:uiPriority w:val="21"/>
     <w:qFormat/>
     <w:pPr>
@@ -30239,11 +30291,11 @@
       <w:color w:val="0f4761" w:themeColor="accent1" w:themeShade="BF"/>
     </w:rPr>
   </w:style>
-  <w:style w:type="paragraph" w:styleId="167">
+  <w:style w:type="paragraph" w:styleId="853">
     <w:name w:val="Intense Quote"/>
-    <w:basedOn w:val="664"/>
-    <w:next w:val="664"/>
-    <w:link w:val="168"/>
+    <w:basedOn w:val="886"/>
+    <w:next w:val="886"/>
+    <w:link w:val="854"/>
     <w:uiPriority w:val="30"/>
     <w:qFormat/>
     <w:pPr>
@@ -30261,10 +30313,10 @@
       <w:color w:val="0f4761" w:themeColor="accent1" w:themeShade="BF"/>
     </w:rPr>
   </w:style>
-  <w:style w:type="character" w:styleId="168">
+  <w:style w:type="character" w:styleId="854">
     <w:name w:val="Intense Quote Char"/>
-    <w:basedOn w:val="148"/>
-    <w:link w:val="167"/>
+    <w:basedOn w:val="836"/>
+    <w:link w:val="853"/>
     <w:uiPriority w:val="30"/>
     <w:pPr>
       <w:pBdr/>
@@ -30277,9 +30329,9 @@
       <w:color w:val="0f4761" w:themeColor="accent1" w:themeShade="BF"/>
     </w:rPr>
   </w:style>
-  <w:style w:type="character" w:styleId="169">
+  <w:style w:type="character" w:styleId="855">
     <w:name w:val="Intense Reference"/>
-    <w:basedOn w:val="148"/>
+    <w:basedOn w:val="836"/>
     <w:uiPriority w:val="32"/>
     <w:qFormat/>
     <w:pPr>
@@ -30295,9 +30347,9 @@
       <w:spacing w:val="5"/>
     </w:rPr>
   </w:style>
-  <w:style w:type="character" w:styleId="171">
+  <w:style w:type="character" w:styleId="856">
     <w:name w:val="Subtle Emphasis"/>
-    <w:basedOn w:val="148"/>
+    <w:basedOn w:val="836"/>
     <w:uiPriority w:val="19"/>
     <w:qFormat/>
     <w:pPr>
@@ -30311,9 +30363,9 @@
       <w:color w:val="404040" w:themeColor="text1" w:themeTint="BF"/>
     </w:rPr>
   </w:style>
-  <w:style w:type="character" w:styleId="172">
+  <w:style w:type="character" w:styleId="857">
     <w:name w:val="Emphasis"/>
-    <w:basedOn w:val="148"/>
+    <w:basedOn w:val="836"/>
     <w:uiPriority w:val="20"/>
     <w:qFormat/>
     <w:pPr>
@@ -30326,9 +30378,9 @@
       <w:iCs/>
     </w:rPr>
   </w:style>
-  <w:style w:type="character" w:styleId="173">
+  <w:style w:type="character" w:styleId="858">
     <w:name w:val="Strong"/>
-    <w:basedOn w:val="148"/>
+    <w:basedOn w:val="836"/>
     <w:uiPriority w:val="22"/>
     <w:qFormat/>
     <w:pPr>
@@ -30341,9 +30393,9 @@
       <w:bCs/>
     </w:rPr>
   </w:style>
-  <w:style w:type="character" w:styleId="174">
+  <w:style w:type="character" w:styleId="859">
     <w:name w:val="Subtle Reference"/>
-    <w:basedOn w:val="148"/>
+    <w:basedOn w:val="836"/>
     <w:uiPriority w:val="31"/>
     <w:qFormat/>
     <w:pPr>
@@ -30356,9 +30408,9 @@
       <w:color w:val="5a5a5a" w:themeColor="text1" w:themeTint="A5"/>
     </w:rPr>
   </w:style>
-  <w:style w:type="character" w:styleId="175">
+  <w:style w:type="character" w:styleId="860">
     <w:name w:val="Book Title"/>
-    <w:basedOn w:val="148"/>
+    <w:basedOn w:val="836"/>
     <w:uiPriority w:val="33"/>
     <w:qFormat/>
     <w:pPr>
@@ -30374,10 +30426,10 @@
       <w:spacing w:val="5"/>
     </w:rPr>
   </w:style>
-  <w:style w:type="paragraph" w:styleId="176">
+  <w:style w:type="paragraph" w:styleId="861">
     <w:name w:val="Header"/>
-    <w:basedOn w:val="664"/>
-    <w:link w:val="177"/>
+    <w:basedOn w:val="886"/>
+    <w:link w:val="862"/>
     <w:uiPriority w:val="99"/>
     <w:unhideWhenUsed/>
     <w:pPr>
@@ -30390,10 +30442,10 @@
       <w:ind/>
     </w:pPr>
   </w:style>
-  <w:style w:type="character" w:styleId="177">
+  <w:style w:type="character" w:styleId="862">
     <w:name w:val="Header Char"/>
-    <w:basedOn w:val="148"/>
-    <w:link w:val="176"/>
+    <w:basedOn w:val="836"/>
+    <w:link w:val="861"/>
     <w:uiPriority w:val="99"/>
     <w:pPr>
       <w:pBdr/>
@@ -30401,10 +30453,10 @@
       <w:ind/>
     </w:pPr>
   </w:style>
-  <w:style w:type="paragraph" w:styleId="178">
+  <w:style w:type="paragraph" w:styleId="863">
     <w:name w:val="Footer"/>
-    <w:basedOn w:val="664"/>
-    <w:link w:val="179"/>
+    <w:basedOn w:val="886"/>
+    <w:link w:val="864"/>
     <w:uiPriority w:val="99"/>
     <w:unhideWhenUsed/>
     <w:pPr>
@@ -30417,10 +30469,10 @@
       <w:ind/>
     </w:pPr>
   </w:style>
-  <w:style w:type="character" w:styleId="179">
+  <w:style w:type="character" w:styleId="864">
     <w:name w:val="Footer Char"/>
-    <w:basedOn w:val="148"/>
-    <w:link w:val="178"/>
+    <w:basedOn w:val="836"/>
+    <w:link w:val="863"/>
     <w:uiPriority w:val="99"/>
     <w:pPr>
       <w:pBdr/>
@@ -30428,10 +30480,10 @@
       <w:ind/>
     </w:pPr>
   </w:style>
-  <w:style w:type="paragraph" w:styleId="180">
+  <w:style w:type="paragraph" w:styleId="865">
     <w:name w:val="Caption"/>
-    <w:basedOn w:val="664"/>
-    <w:next w:val="664"/>
+    <w:basedOn w:val="886"/>
+    <w:next w:val="886"/>
     <w:uiPriority w:val="35"/>
     <w:unhideWhenUsed/>
     <w:qFormat/>
@@ -30448,10 +30500,10 @@
       <w:szCs w:val="18"/>
     </w:rPr>
   </w:style>
-  <w:style w:type="paragraph" w:styleId="181">
+  <w:style w:type="paragraph" w:styleId="866">
     <w:name w:val="footnote text"/>
-    <w:basedOn w:val="664"/>
-    <w:link w:val="182"/>
+    <w:basedOn w:val="886"/>
+    <w:link w:val="867"/>
     <w:uiPriority w:val="99"/>
     <w:semiHidden/>
     <w:unhideWhenUsed/>
@@ -30465,10 +30517,10 @@
       <w:szCs w:val="20"/>
     </w:rPr>
   </w:style>
-  <w:style w:type="character" w:styleId="182">
+  <w:style w:type="character" w:styleId="867">
     <w:name w:val="Footnote Text Char"/>
-    <w:basedOn w:val="148"/>
-    <w:link w:val="181"/>
+    <w:basedOn w:val="836"/>
+    <w:link w:val="866"/>
     <w:uiPriority w:val="99"/>
     <w:semiHidden/>
     <w:pPr>
@@ -30481,9 +30533,9 @@
       <w:szCs w:val="20"/>
     </w:rPr>
   </w:style>
-  <w:style w:type="character" w:styleId="183">
+  <w:style w:type="character" w:styleId="868">
     <w:name w:val="footnote reference"/>
-    <w:basedOn w:val="148"/>
+    <w:basedOn w:val="836"/>
     <w:uiPriority w:val="99"/>
     <w:semiHidden/>
     <w:unhideWhenUsed/>
@@ -30496,10 +30548,10 @@
       <w:vertAlign w:val="superscript"/>
     </w:rPr>
   </w:style>
-  <w:style w:type="paragraph" w:styleId="184">
+  <w:style w:type="paragraph" w:styleId="869">
     <w:name w:val="endnote text"/>
-    <w:basedOn w:val="664"/>
-    <w:link w:val="185"/>
+    <w:basedOn w:val="886"/>
+    <w:link w:val="870"/>
     <w:uiPriority w:val="99"/>
     <w:semiHidden/>
     <w:unhideWhenUsed/>
@@ -30513,10 +30565,10 @@
       <w:szCs w:val="20"/>
     </w:rPr>
   </w:style>
-  <w:style w:type="character" w:styleId="185">
+  <w:style w:type="character" w:styleId="870">
     <w:name w:val="Endnote Text Char"/>
-    <w:basedOn w:val="148"/>
-    <w:link w:val="184"/>
+    <w:basedOn w:val="836"/>
+    <w:link w:val="869"/>
     <w:uiPriority w:val="99"/>
     <w:semiHidden/>
     <w:pPr>
@@ -30529,9 +30581,9 @@
       <w:szCs w:val="20"/>
     </w:rPr>
   </w:style>
-  <w:style w:type="character" w:styleId="186">
+  <w:style w:type="character" w:styleId="871">
     <w:name w:val="endnote reference"/>
-    <w:basedOn w:val="148"/>
+    <w:basedOn w:val="836"/>
     <w:uiPriority w:val="99"/>
     <w:semiHidden/>
     <w:unhideWhenUsed/>
@@ -30544,9 +30596,9 @@
       <w:vertAlign w:val="superscript"/>
     </w:rPr>
   </w:style>
-  <w:style w:type="character" w:styleId="187">
+  <w:style w:type="character" w:styleId="872">
     <w:name w:val="Hyperlink"/>
-    <w:basedOn w:val="148"/>
+    <w:basedOn w:val="836"/>
     <w:uiPriority w:val="99"/>
     <w:unhideWhenUsed/>
     <w:pPr>
@@ -30559,9 +30611,9 @@
       <w:u w:val="single"/>
     </w:rPr>
   </w:style>
-  <w:style w:type="character" w:styleId="188">
+  <w:style w:type="character" w:styleId="873">
     <w:name w:val="FollowedHyperlink"/>
-    <w:basedOn w:val="148"/>
+    <w:basedOn w:val="836"/>
     <w:uiPriority w:val="99"/>
     <w:semiHidden/>
     <w:unhideWhenUsed/>
@@ -30575,10 +30627,10 @@
       <w:u w:val="single"/>
     </w:rPr>
   </w:style>
-  <w:style w:type="paragraph" w:styleId="189">
+  <w:style w:type="paragraph" w:styleId="874">
     <w:name w:val="toc 1"/>
-    <w:basedOn w:val="664"/>
-    <w:next w:val="664"/>
+    <w:basedOn w:val="886"/>
+    <w:next w:val="886"/>
     <w:uiPriority w:val="39"/>
     <w:unhideWhenUsed/>
     <w:pPr>
@@ -30587,10 +30639,10 @@
       <w:ind/>
     </w:pPr>
   </w:style>
-  <w:style w:type="paragraph" w:styleId="190">
+  <w:style w:type="paragraph" w:styleId="875">
     <w:name w:val="toc 2"/>
-    <w:basedOn w:val="664"/>
-    <w:next w:val="664"/>
+    <w:basedOn w:val="886"/>
+    <w:next w:val="886"/>
     <w:uiPriority w:val="39"/>
     <w:unhideWhenUsed/>
     <w:pPr>
@@ -30599,10 +30651,10 @@
       <w:ind w:left="220"/>
     </w:pPr>
   </w:style>
-  <w:style w:type="paragraph" w:styleId="191">
+  <w:style w:type="paragraph" w:styleId="876">
     <w:name w:val="toc 3"/>
-    <w:basedOn w:val="664"/>
-    <w:next w:val="664"/>
+    <w:basedOn w:val="886"/>
+    <w:next w:val="886"/>
     <w:uiPriority w:val="39"/>
     <w:unhideWhenUsed/>
     <w:pPr>
@@ -30611,10 +30663,10 @@
       <w:ind w:left="440"/>
     </w:pPr>
   </w:style>
-  <w:style w:type="paragraph" w:styleId="192">
+  <w:style w:type="paragraph" w:styleId="877">
     <w:name w:val="toc 4"/>
-    <w:basedOn w:val="664"/>
-    <w:next w:val="664"/>
+    <w:basedOn w:val="886"/>
+    <w:next w:val="886"/>
     <w:uiPriority w:val="39"/>
     <w:unhideWhenUsed/>
     <w:pPr>
@@ -30623,10 +30675,10 @@
       <w:ind w:left="660"/>
     </w:pPr>
   </w:style>
-  <w:style w:type="paragraph" w:styleId="193">
+  <w:style w:type="paragraph" w:styleId="878">
     <w:name w:val="toc 5"/>
-    <w:basedOn w:val="664"/>
-    <w:next w:val="664"/>
+    <w:basedOn w:val="886"/>
+    <w:next w:val="886"/>
     <w:uiPriority w:val="39"/>
     <w:unhideWhenUsed/>
     <w:pPr>
@@ -30635,10 +30687,10 @@
       <w:ind w:left="880"/>
     </w:pPr>
   </w:style>
-  <w:style w:type="paragraph" w:styleId="194">
+  <w:style w:type="paragraph" w:styleId="879">
     <w:name w:val="toc 6"/>
-    <w:basedOn w:val="664"/>
-    <w:next w:val="664"/>
+    <w:basedOn w:val="886"/>
+    <w:next w:val="886"/>
     <w:uiPriority w:val="39"/>
     <w:unhideWhenUsed/>
     <w:pPr>
@@ -30647,10 +30699,10 @@
       <w:ind w:left="1100"/>
     </w:pPr>
   </w:style>
-  <w:style w:type="paragraph" w:styleId="195">
+  <w:style w:type="paragraph" w:styleId="880">
     <w:name w:val="toc 7"/>
-    <w:basedOn w:val="664"/>
-    <w:next w:val="664"/>
+    <w:basedOn w:val="886"/>
+    <w:next w:val="886"/>
     <w:uiPriority w:val="39"/>
     <w:unhideWhenUsed/>
     <w:pPr>
@@ -30659,10 +30711,10 @@
       <w:ind w:left="1320"/>
     </w:pPr>
   </w:style>
-  <w:style w:type="paragraph" w:styleId="196">
+  <w:style w:type="paragraph" w:styleId="881">
     <w:name w:val="toc 8"/>
-    <w:basedOn w:val="664"/>
-    <w:next w:val="664"/>
+    <w:basedOn w:val="886"/>
+    <w:next w:val="886"/>
     <w:uiPriority w:val="39"/>
     <w:unhideWhenUsed/>
     <w:pPr>
@@ -30671,10 +30723,10 @@
       <w:ind w:left="1540"/>
     </w:pPr>
   </w:style>
-  <w:style w:type="paragraph" w:styleId="197">
+  <w:style w:type="paragraph" w:styleId="882">
     <w:name w:val="toc 9"/>
-    <w:basedOn w:val="664"/>
-    <w:next w:val="664"/>
+    <w:basedOn w:val="886"/>
+    <w:next w:val="886"/>
     <w:uiPriority w:val="39"/>
     <w:unhideWhenUsed/>
     <w:pPr>
@@ -30683,9 +30735,9 @@
       <w:ind w:left="1760"/>
     </w:pPr>
   </w:style>
-  <w:style w:type="character" w:styleId="198">
+  <w:style w:type="character" w:styleId="883">
     <w:name w:val="Placeholder Text"/>
-    <w:basedOn w:val="148"/>
+    <w:basedOn w:val="836"/>
     <w:uiPriority w:val="99"/>
     <w:semiHidden/>
     <w:pPr>
@@ -30697,7 +30749,7 @@
       <w:color w:val="666666"/>
     </w:rPr>
   </w:style>
-  <w:style w:type="paragraph" w:styleId="208">
+  <w:style w:type="paragraph" w:styleId="884">
     <w:name w:val="TOC Heading"/>
     <w:uiPriority w:val="39"/>
     <w:unhideWhenUsed/>
@@ -30707,10 +30759,10 @@
       <w:ind/>
     </w:pPr>
   </w:style>
-  <w:style w:type="paragraph" w:styleId="209">
+  <w:style w:type="paragraph" w:styleId="885">
     <w:name w:val="table of figures"/>
-    <w:basedOn w:val="664"/>
-    <w:next w:val="664"/>
+    <w:basedOn w:val="886"/>
+    <w:next w:val="886"/>
     <w:uiPriority w:val="99"/>
     <w:unhideWhenUsed/>
     <w:pPr>
@@ -30719,7 +30771,7 @@
       <w:ind/>
     </w:pPr>
   </w:style>
-  <w:style w:type="paragraph" w:styleId="664" w:default="1">
+  <w:style w:type="paragraph" w:styleId="886" w:default="1">
     <w:name w:val="Normal"/>
     <w:qFormat/>
     <w:pPr>
@@ -30728,7 +30780,7 @@
       <w:ind/>
     </w:pPr>
   </w:style>
-  <w:style w:type="table" w:styleId="665" w:default="1">
+  <w:style w:type="table" w:styleId="887" w:default="1">
     <w:name w:val="Normal Table"/>
     <w:uiPriority w:val="99"/>
     <w:semiHidden/>
@@ -30921,7 +30973,7 @@
       </w:tcPr>
     </w:tblStylePr>
   </w:style>
-  <w:style w:type="numbering" w:styleId="666" w:default="1">
+  <w:style w:type="numbering" w:styleId="888" w:default="1">
     <w:name w:val="No List"/>
     <w:uiPriority w:val="99"/>
     <w:semiHidden/>
@@ -30932,9 +30984,9 @@
       <w:ind/>
     </w:pPr>
   </w:style>
-  <w:style w:type="paragraph" w:styleId="667">
+  <w:style w:type="paragraph" w:styleId="889">
     <w:name w:val="No Spacing"/>
-    <w:basedOn w:val="664"/>
+    <w:basedOn w:val="886"/>
     <w:uiPriority w:val="1"/>
     <w:qFormat/>
     <w:pPr>
@@ -30943,9 +30995,9 @@
       <w:ind/>
     </w:pPr>
   </w:style>
-  <w:style w:type="paragraph" w:styleId="668">
+  <w:style w:type="paragraph" w:styleId="890">
     <w:name w:val="List Paragraph"/>
-    <w:basedOn w:val="664"/>
+    <w:basedOn w:val="886"/>
     <w:uiPriority w:val="34"/>
     <w:qFormat/>
     <w:pPr>
